--- a/TEST-1.docx
+++ b/TEST-1.docx
@@ -3,876 +3,2523 @@
 <w:document xmlns:wpc="http://schemas.microsoft.com/office/word/2010/wordprocessingCanvas" xmlns:cx="http://schemas.microsoft.com/office/drawing/2014/chartex" xmlns:cx1="http://schemas.microsoft.com/office/drawing/2015/9/8/chartex" xmlns:mc="http://schemas.openxmlformats.org/markup-compatibility/2006" xmlns:o="urn:schemas-microsoft-com:office:office" xmlns:r="http://schemas.openxmlformats.org/officeDocument/2006/relationships" xmlns:m="http://schemas.openxmlformats.org/officeDocument/2006/math" xmlns:v="urn:schemas-microsoft-com:vml" xmlns:wp14="http://schemas.microsoft.com/office/word/2010/wordprocessingDrawing" xmlns:wp="http://schemas.openxmlformats.org/drawingml/2006/wordprocessingDrawing" xmlns:w10="urn:schemas-microsoft-com:office:word" xmlns:w="http://schemas.openxmlformats.org/wordprocessingml/2006/main" xmlns:w14="http://schemas.microsoft.com/office/word/2010/wordml" xmlns:w15="http://schemas.microsoft.com/office/word/2012/wordml" xmlns:w16se="http://schemas.microsoft.com/office/word/2015/wordml/symex" xmlns:wpg="http://schemas.microsoft.com/office/word/2010/wordprocessingGroup" xmlns:wpi="http://schemas.microsoft.com/office/word/2010/wordprocessingInk" xmlns:wne="http://schemas.microsoft.com/office/word/2006/wordml" xmlns:wps="http://schemas.microsoft.com/office/word/2010/wordprocessingShape" mc:Ignorable="w14 w15 w16se wp14">
   <w:body>
     <w:p>
-      <w:r>
+      <w:pPr>
+        <w:jc w:val="both"/>
+        <w:rPr>
+          <w:rFonts w:ascii="Times New Roman" w:hAnsi="Times New Roman" w:cs="Times New Roman"/>
+          <w:sz w:val="24"/>
+          <w:szCs w:val="24"/>
+        </w:rPr>
+      </w:pPr>
+      <w:r>
+        <w:rPr>
+          <w:rFonts w:ascii="Times New Roman" w:hAnsi="Times New Roman" w:cs="Times New Roman"/>
+          <w:sz w:val="24"/>
+          <w:szCs w:val="24"/>
+        </w:rPr>
         <w:t>TEST – 1</w:t>
       </w:r>
     </w:p>
     <w:p>
-      <w:r>
+      <w:pPr>
+        <w:jc w:val="both"/>
+        <w:rPr>
+          <w:rFonts w:ascii="Times New Roman" w:hAnsi="Times New Roman" w:cs="Times New Roman"/>
+          <w:sz w:val="24"/>
+          <w:szCs w:val="24"/>
+        </w:rPr>
+      </w:pPr>
+      <w:r>
+        <w:rPr>
+          <w:rFonts w:ascii="Times New Roman" w:hAnsi="Times New Roman" w:cs="Times New Roman"/>
+          <w:sz w:val="24"/>
+          <w:szCs w:val="24"/>
+        </w:rPr>
         <w:t xml:space="preserve">Question: what are the company values and organizational </w:t>
       </w:r>
       <w:proofErr w:type="gramStart"/>
       <w:r>
+        <w:rPr>
+          <w:rFonts w:ascii="Times New Roman" w:hAnsi="Times New Roman" w:cs="Times New Roman"/>
+          <w:sz w:val="24"/>
+          <w:szCs w:val="24"/>
+        </w:rPr>
         <w:t>structure</w:t>
       </w:r>
       <w:proofErr w:type="gramEnd"/>
     </w:p>
-    <w:p/>
-    <w:p>
-      <w:r>
+    <w:p>
+      <w:pPr>
+        <w:jc w:val="both"/>
+        <w:rPr>
+          <w:rFonts w:ascii="Times New Roman" w:hAnsi="Times New Roman" w:cs="Times New Roman"/>
+          <w:sz w:val="24"/>
+          <w:szCs w:val="24"/>
+        </w:rPr>
+      </w:pPr>
+      <w:r>
+        <w:rPr>
+          <w:rFonts w:ascii="Times New Roman" w:hAnsi="Times New Roman" w:cs="Times New Roman"/>
+          <w:sz w:val="24"/>
+          <w:szCs w:val="24"/>
+        </w:rPr>
         <w:t>Answer:</w:t>
       </w:r>
     </w:p>
     <w:p>
+      <w:pPr>
+        <w:jc w:val="both"/>
+        <w:rPr>
+          <w:rFonts w:ascii="Times New Roman" w:hAnsi="Times New Roman" w:cs="Times New Roman"/>
+          <w:sz w:val="24"/>
+          <w:szCs w:val="24"/>
+        </w:rPr>
+      </w:pPr>
       <w:proofErr w:type="spellStart"/>
       <w:r>
+        <w:rPr>
+          <w:rFonts w:ascii="Times New Roman" w:hAnsi="Times New Roman" w:cs="Times New Roman"/>
+          <w:sz w:val="24"/>
+          <w:szCs w:val="24"/>
+        </w:rPr>
         <w:t>NexaCorp's</w:t>
       </w:r>
       <w:proofErr w:type="spellEnd"/>
       <w:r>
+        <w:rPr>
+          <w:rFonts w:ascii="Times New Roman" w:hAnsi="Times New Roman" w:cs="Times New Roman"/>
+          <w:sz w:val="24"/>
+          <w:szCs w:val="24"/>
+        </w:rPr>
         <w:t xml:space="preserve"> core values are Integrity First, Customer Obsession, Bold Innovation, Inclusive Excellence, Ownership Mindset, Continuous Learning, and Sustainable Impact. The organizational structure includes the Executive Leadership Team (ELT) responsible for strategy and oversight, along with several governance committees such as the Audit &amp; Risk Committee and the Ethics &amp; Compliance Committee.</w:t>
       </w:r>
     </w:p>
-    <w:p/>
-    <w:p>
-      <w:r>
+    <w:p>
+      <w:pPr>
+        <w:jc w:val="both"/>
+        <w:rPr>
+          <w:rFonts w:ascii="Times New Roman" w:hAnsi="Times New Roman" w:cs="Times New Roman"/>
+          <w:sz w:val="24"/>
+          <w:szCs w:val="24"/>
+        </w:rPr>
+      </w:pPr>
+      <w:r>
+        <w:rPr>
+          <w:rFonts w:ascii="Times New Roman" w:hAnsi="Times New Roman" w:cs="Times New Roman"/>
+          <w:sz w:val="24"/>
+          <w:szCs w:val="24"/>
+        </w:rPr>
         <w:t>*   **Core Values</w:t>
       </w:r>
       <w:proofErr w:type="gramStart"/>
       <w:r>
+        <w:rPr>
+          <w:rFonts w:ascii="Times New Roman" w:hAnsi="Times New Roman" w:cs="Times New Roman"/>
+          <w:sz w:val="24"/>
+          <w:szCs w:val="24"/>
+        </w:rPr>
         <w:t>:*</w:t>
       </w:r>
       <w:proofErr w:type="gramEnd"/>
       <w:r>
+        <w:rPr>
+          <w:rFonts w:ascii="Times New Roman" w:hAnsi="Times New Roman" w:cs="Times New Roman"/>
+          <w:sz w:val="24"/>
+          <w:szCs w:val="24"/>
+        </w:rPr>
         <w:t>*</w:t>
       </w:r>
     </w:p>
     <w:p>
-      <w:r>
+      <w:pPr>
+        <w:jc w:val="both"/>
+        <w:rPr>
+          <w:rFonts w:ascii="Times New Roman" w:hAnsi="Times New Roman" w:cs="Times New Roman"/>
+          <w:sz w:val="24"/>
+          <w:szCs w:val="24"/>
+        </w:rPr>
+      </w:pPr>
+      <w:r>
+        <w:rPr>
+          <w:rFonts w:ascii="Times New Roman" w:hAnsi="Times New Roman" w:cs="Times New Roman"/>
+          <w:sz w:val="24"/>
+          <w:szCs w:val="24"/>
+        </w:rPr>
         <w:t xml:space="preserve">    *   Integrity First</w:t>
       </w:r>
     </w:p>
     <w:p>
-      <w:r>
+      <w:pPr>
+        <w:jc w:val="both"/>
+        <w:rPr>
+          <w:rFonts w:ascii="Times New Roman" w:hAnsi="Times New Roman" w:cs="Times New Roman"/>
+          <w:sz w:val="24"/>
+          <w:szCs w:val="24"/>
+        </w:rPr>
+      </w:pPr>
+      <w:r>
+        <w:rPr>
+          <w:rFonts w:ascii="Times New Roman" w:hAnsi="Times New Roman" w:cs="Times New Roman"/>
+          <w:sz w:val="24"/>
+          <w:szCs w:val="24"/>
+        </w:rPr>
         <w:t xml:space="preserve">    *   Customer Obsession</w:t>
       </w:r>
     </w:p>
     <w:p>
-      <w:r>
+      <w:pPr>
+        <w:jc w:val="both"/>
+        <w:rPr>
+          <w:rFonts w:ascii="Times New Roman" w:hAnsi="Times New Roman" w:cs="Times New Roman"/>
+          <w:sz w:val="24"/>
+          <w:szCs w:val="24"/>
+        </w:rPr>
+      </w:pPr>
+      <w:r>
+        <w:rPr>
+          <w:rFonts w:ascii="Times New Roman" w:hAnsi="Times New Roman" w:cs="Times New Roman"/>
+          <w:sz w:val="24"/>
+          <w:szCs w:val="24"/>
+        </w:rPr>
         <w:t xml:space="preserve">    *   Bold Innovation</w:t>
       </w:r>
     </w:p>
     <w:p>
-      <w:r>
+      <w:pPr>
+        <w:jc w:val="both"/>
+        <w:rPr>
+          <w:rFonts w:ascii="Times New Roman" w:hAnsi="Times New Roman" w:cs="Times New Roman"/>
+          <w:sz w:val="24"/>
+          <w:szCs w:val="24"/>
+        </w:rPr>
+      </w:pPr>
+      <w:r>
+        <w:rPr>
+          <w:rFonts w:ascii="Times New Roman" w:hAnsi="Times New Roman" w:cs="Times New Roman"/>
+          <w:sz w:val="24"/>
+          <w:szCs w:val="24"/>
+        </w:rPr>
         <w:t xml:space="preserve">    *   Inclusive Excellence</w:t>
       </w:r>
     </w:p>
     <w:p>
-      <w:r>
+      <w:pPr>
+        <w:jc w:val="both"/>
+        <w:rPr>
+          <w:rFonts w:ascii="Times New Roman" w:hAnsi="Times New Roman" w:cs="Times New Roman"/>
+          <w:sz w:val="24"/>
+          <w:szCs w:val="24"/>
+        </w:rPr>
+      </w:pPr>
+      <w:r>
+        <w:rPr>
+          <w:rFonts w:ascii="Times New Roman" w:hAnsi="Times New Roman" w:cs="Times New Roman"/>
+          <w:sz w:val="24"/>
+          <w:szCs w:val="24"/>
+        </w:rPr>
         <w:t xml:space="preserve">    *   Ownership Mindset</w:t>
       </w:r>
     </w:p>
     <w:p>
-      <w:r>
+      <w:pPr>
+        <w:jc w:val="both"/>
+        <w:rPr>
+          <w:rFonts w:ascii="Times New Roman" w:hAnsi="Times New Roman" w:cs="Times New Roman"/>
+          <w:sz w:val="24"/>
+          <w:szCs w:val="24"/>
+        </w:rPr>
+      </w:pPr>
+      <w:r>
+        <w:rPr>
+          <w:rFonts w:ascii="Times New Roman" w:hAnsi="Times New Roman" w:cs="Times New Roman"/>
+          <w:sz w:val="24"/>
+          <w:szCs w:val="24"/>
+        </w:rPr>
         <w:t xml:space="preserve">    *   Continuous Learning</w:t>
       </w:r>
     </w:p>
     <w:p>
-      <w:r>
+      <w:pPr>
+        <w:jc w:val="both"/>
+        <w:rPr>
+          <w:rFonts w:ascii="Times New Roman" w:hAnsi="Times New Roman" w:cs="Times New Roman"/>
+          <w:sz w:val="24"/>
+          <w:szCs w:val="24"/>
+        </w:rPr>
+      </w:pPr>
+      <w:r>
+        <w:rPr>
+          <w:rFonts w:ascii="Times New Roman" w:hAnsi="Times New Roman" w:cs="Times New Roman"/>
+          <w:sz w:val="24"/>
+          <w:szCs w:val="24"/>
+        </w:rPr>
         <w:t xml:space="preserve">    *   Sustainable Impact</w:t>
       </w:r>
     </w:p>
     <w:p>
-      <w:r>
+      <w:pPr>
+        <w:jc w:val="both"/>
+        <w:rPr>
+          <w:rFonts w:ascii="Times New Roman" w:hAnsi="Times New Roman" w:cs="Times New Roman"/>
+          <w:sz w:val="24"/>
+          <w:szCs w:val="24"/>
+        </w:rPr>
+      </w:pPr>
+      <w:r>
+        <w:rPr>
+          <w:rFonts w:ascii="Times New Roman" w:hAnsi="Times New Roman" w:cs="Times New Roman"/>
+          <w:sz w:val="24"/>
+          <w:szCs w:val="24"/>
+        </w:rPr>
         <w:t>*   **Organizational Structure</w:t>
       </w:r>
       <w:proofErr w:type="gramStart"/>
       <w:r>
+        <w:rPr>
+          <w:rFonts w:ascii="Times New Roman" w:hAnsi="Times New Roman" w:cs="Times New Roman"/>
+          <w:sz w:val="24"/>
+          <w:szCs w:val="24"/>
+        </w:rPr>
         <w:t>:*</w:t>
       </w:r>
       <w:proofErr w:type="gramEnd"/>
       <w:r>
+        <w:rPr>
+          <w:rFonts w:ascii="Times New Roman" w:hAnsi="Times New Roman" w:cs="Times New Roman"/>
+          <w:sz w:val="24"/>
+          <w:szCs w:val="24"/>
+        </w:rPr>
         <w:t>*</w:t>
       </w:r>
     </w:p>
     <w:p>
-      <w:r>
+      <w:pPr>
+        <w:jc w:val="both"/>
+        <w:rPr>
+          <w:rFonts w:ascii="Times New Roman" w:hAnsi="Times New Roman" w:cs="Times New Roman"/>
+          <w:sz w:val="24"/>
+          <w:szCs w:val="24"/>
+        </w:rPr>
+      </w:pPr>
+      <w:r>
+        <w:rPr>
+          <w:rFonts w:ascii="Times New Roman" w:hAnsi="Times New Roman" w:cs="Times New Roman"/>
+          <w:sz w:val="24"/>
+          <w:szCs w:val="24"/>
+        </w:rPr>
         <w:t xml:space="preserve">    *   Executive Leadership Team (ELT)</w:t>
       </w:r>
     </w:p>
     <w:p>
-      <w:r>
+      <w:pPr>
+        <w:jc w:val="both"/>
+        <w:rPr>
+          <w:rFonts w:ascii="Times New Roman" w:hAnsi="Times New Roman" w:cs="Times New Roman"/>
+          <w:sz w:val="24"/>
+          <w:szCs w:val="24"/>
+        </w:rPr>
+      </w:pPr>
+      <w:r>
+        <w:rPr>
+          <w:rFonts w:ascii="Times New Roman" w:hAnsi="Times New Roman" w:cs="Times New Roman"/>
+          <w:sz w:val="24"/>
+          <w:szCs w:val="24"/>
+        </w:rPr>
         <w:t xml:space="preserve">    *   Governance Committees (e.g., Audit &amp; Risk, Ethics &amp; Compliance, Data Governance, DEI, Technology Architecture Review Board, Investment &amp; M&amp;A)</w:t>
       </w:r>
     </w:p>
-    <w:p/>
-    <w:p>
-      <w:r>
+    <w:p>
+      <w:pPr>
+        <w:jc w:val="both"/>
+        <w:rPr>
+          <w:rFonts w:ascii="Times New Roman" w:hAnsi="Times New Roman" w:cs="Times New Roman"/>
+          <w:sz w:val="24"/>
+          <w:szCs w:val="24"/>
+        </w:rPr>
+      </w:pPr>
+    </w:p>
+    <w:p>
+      <w:pPr>
+        <w:jc w:val="both"/>
+        <w:rPr>
+          <w:rFonts w:ascii="Times New Roman" w:hAnsi="Times New Roman" w:cs="Times New Roman"/>
+          <w:sz w:val="24"/>
+          <w:szCs w:val="24"/>
+        </w:rPr>
+      </w:pPr>
+      <w:r>
+        <w:rPr>
+          <w:rFonts w:ascii="Times New Roman" w:hAnsi="Times New Roman" w:cs="Times New Roman"/>
+          <w:sz w:val="24"/>
+          <w:szCs w:val="24"/>
+        </w:rPr>
         <w:t>Question: what type of leaves are available</w:t>
       </w:r>
     </w:p>
-    <w:p/>
-    <w:p>
-      <w:r>
+    <w:p>
+      <w:pPr>
+        <w:jc w:val="both"/>
+        <w:rPr>
+          <w:rFonts w:ascii="Times New Roman" w:hAnsi="Times New Roman" w:cs="Times New Roman"/>
+          <w:sz w:val="24"/>
+          <w:szCs w:val="24"/>
+        </w:rPr>
+      </w:pPr>
+      <w:r>
+        <w:rPr>
+          <w:rFonts w:ascii="Times New Roman" w:hAnsi="Times New Roman" w:cs="Times New Roman"/>
+          <w:sz w:val="24"/>
+          <w:szCs w:val="24"/>
+        </w:rPr>
         <w:t>Answer:</w:t>
       </w:r>
     </w:p>
     <w:p>
+      <w:pPr>
+        <w:jc w:val="both"/>
+        <w:rPr>
+          <w:rFonts w:ascii="Times New Roman" w:hAnsi="Times New Roman" w:cs="Times New Roman"/>
+          <w:sz w:val="24"/>
+          <w:szCs w:val="24"/>
+        </w:rPr>
+      </w:pPr>
       <w:proofErr w:type="spellStart"/>
       <w:r>
+        <w:rPr>
+          <w:rFonts w:ascii="Times New Roman" w:hAnsi="Times New Roman" w:cs="Times New Roman"/>
+          <w:sz w:val="24"/>
+          <w:szCs w:val="24"/>
+        </w:rPr>
         <w:t>NexaCorp</w:t>
       </w:r>
       <w:proofErr w:type="spellEnd"/>
       <w:r>
+        <w:rPr>
+          <w:rFonts w:ascii="Times New Roman" w:hAnsi="Times New Roman" w:cs="Times New Roman"/>
+          <w:sz w:val="24"/>
+          <w:szCs w:val="24"/>
+        </w:rPr>
         <w:t xml:space="preserve"> offers various formal leave types in addition to Paid Time </w:t>
       </w:r>
       <w:proofErr w:type="gramStart"/>
       <w:r>
+        <w:rPr>
+          <w:rFonts w:ascii="Times New Roman" w:hAnsi="Times New Roman" w:cs="Times New Roman"/>
+          <w:sz w:val="24"/>
+          <w:szCs w:val="24"/>
+        </w:rPr>
         <w:t>Off</w:t>
       </w:r>
       <w:proofErr w:type="gramEnd"/>
       <w:r>
+        <w:rPr>
+          <w:rFonts w:ascii="Times New Roman" w:hAnsi="Times New Roman" w:cs="Times New Roman"/>
+          <w:sz w:val="24"/>
+          <w:szCs w:val="24"/>
+        </w:rPr>
         <w:t xml:space="preserve"> (PTO) and holidays. These include FMLA/Medical Leave, Parental Leave, Military Leave, Jury Duty Leave, Bereavement Leave, Volunteer Leave, Sabbatical Leave, and Personal/Unpaid Leave. Additionally, employees have access to Mental Health Days, Compassionate Leave, and can utilize resources through the Employee Assistance </w:t>
       </w:r>
       <w:proofErr w:type="spellStart"/>
       <w:r>
+        <w:rPr>
+          <w:rFonts w:ascii="Times New Roman" w:hAnsi="Times New Roman" w:cs="Times New Roman"/>
+          <w:sz w:val="24"/>
+          <w:szCs w:val="24"/>
+        </w:rPr>
         <w:t>Programme</w:t>
       </w:r>
       <w:proofErr w:type="spellEnd"/>
       <w:r>
+        <w:rPr>
+          <w:rFonts w:ascii="Times New Roman" w:hAnsi="Times New Roman" w:cs="Times New Roman"/>
+          <w:sz w:val="24"/>
+          <w:szCs w:val="24"/>
+        </w:rPr>
         <w:t xml:space="preserve"> (EAP) and the </w:t>
       </w:r>
       <w:proofErr w:type="spellStart"/>
       <w:r>
+        <w:rPr>
+          <w:rFonts w:ascii="Times New Roman" w:hAnsi="Times New Roman" w:cs="Times New Roman"/>
+          <w:sz w:val="24"/>
+          <w:szCs w:val="24"/>
+        </w:rPr>
         <w:t>NexaMind</w:t>
       </w:r>
       <w:proofErr w:type="spellEnd"/>
       <w:r>
+        <w:rPr>
+          <w:rFonts w:ascii="Times New Roman" w:hAnsi="Times New Roman" w:cs="Times New Roman"/>
+          <w:sz w:val="24"/>
+          <w:szCs w:val="24"/>
+        </w:rPr>
         <w:t>™ App.</w:t>
       </w:r>
     </w:p>
-    <w:p/>
-    <w:p>
-      <w:r>
+    <w:p>
+      <w:pPr>
+        <w:jc w:val="both"/>
+        <w:rPr>
+          <w:rFonts w:ascii="Times New Roman" w:hAnsi="Times New Roman" w:cs="Times New Roman"/>
+          <w:sz w:val="24"/>
+          <w:szCs w:val="24"/>
+        </w:rPr>
+      </w:pPr>
+      <w:r>
+        <w:rPr>
+          <w:rFonts w:ascii="Times New Roman" w:hAnsi="Times New Roman" w:cs="Times New Roman"/>
+          <w:sz w:val="24"/>
+          <w:szCs w:val="24"/>
+        </w:rPr>
         <w:t>Here's a summary of the available leave types:</w:t>
       </w:r>
     </w:p>
-    <w:p/>
-    <w:p>
-      <w:r>
+    <w:p>
+      <w:pPr>
+        <w:jc w:val="both"/>
+        <w:rPr>
+          <w:rFonts w:ascii="Times New Roman" w:hAnsi="Times New Roman" w:cs="Times New Roman"/>
+          <w:sz w:val="24"/>
+          <w:szCs w:val="24"/>
+        </w:rPr>
+      </w:pPr>
+      <w:r>
+        <w:rPr>
+          <w:rFonts w:ascii="Times New Roman" w:hAnsi="Times New Roman" w:cs="Times New Roman"/>
+          <w:sz w:val="24"/>
+          <w:szCs w:val="24"/>
+        </w:rPr>
         <w:t>*   **FMLA / Medical Leave</w:t>
       </w:r>
       <w:proofErr w:type="gramStart"/>
       <w:r>
+        <w:rPr>
+          <w:rFonts w:ascii="Times New Roman" w:hAnsi="Times New Roman" w:cs="Times New Roman"/>
+          <w:sz w:val="24"/>
+          <w:szCs w:val="24"/>
+        </w:rPr>
         <w:t>:*</w:t>
       </w:r>
       <w:proofErr w:type="gramEnd"/>
       <w:r>
+        <w:rPr>
+          <w:rFonts w:ascii="Times New Roman" w:hAnsi="Times New Roman" w:cs="Times New Roman"/>
+          <w:sz w:val="24"/>
+          <w:szCs w:val="24"/>
+        </w:rPr>
         <w:t>* Up to 12 weeks per year, partially paid.</w:t>
       </w:r>
     </w:p>
     <w:p>
-      <w:r>
+      <w:pPr>
+        <w:jc w:val="both"/>
+        <w:rPr>
+          <w:rFonts w:ascii="Times New Roman" w:hAnsi="Times New Roman" w:cs="Times New Roman"/>
+          <w:sz w:val="24"/>
+          <w:szCs w:val="24"/>
+        </w:rPr>
+      </w:pPr>
+      <w:r>
+        <w:rPr>
+          <w:rFonts w:ascii="Times New Roman" w:hAnsi="Times New Roman" w:cs="Times New Roman"/>
+          <w:sz w:val="24"/>
+          <w:szCs w:val="24"/>
+        </w:rPr>
         <w:t>*   **Parental Leave</w:t>
       </w:r>
       <w:proofErr w:type="gramStart"/>
       <w:r>
+        <w:rPr>
+          <w:rFonts w:ascii="Times New Roman" w:hAnsi="Times New Roman" w:cs="Times New Roman"/>
+          <w:sz w:val="24"/>
+          <w:szCs w:val="24"/>
+        </w:rPr>
         <w:t>:*</w:t>
       </w:r>
       <w:proofErr w:type="gramEnd"/>
       <w:r>
+        <w:rPr>
+          <w:rFonts w:ascii="Times New Roman" w:hAnsi="Times New Roman" w:cs="Times New Roman"/>
+          <w:sz w:val="24"/>
+          <w:szCs w:val="24"/>
+        </w:rPr>
         <w:t>* Paid at 100%, with a preferred 90-day notice.</w:t>
       </w:r>
     </w:p>
     <w:p>
-      <w:r>
+      <w:pPr>
+        <w:jc w:val="both"/>
+        <w:rPr>
+          <w:rFonts w:ascii="Times New Roman" w:hAnsi="Times New Roman" w:cs="Times New Roman"/>
+          <w:sz w:val="24"/>
+          <w:szCs w:val="24"/>
+        </w:rPr>
+      </w:pPr>
+      <w:r>
+        <w:rPr>
+          <w:rFonts w:ascii="Times New Roman" w:hAnsi="Times New Roman" w:cs="Times New Roman"/>
+          <w:sz w:val="24"/>
+          <w:szCs w:val="24"/>
+        </w:rPr>
         <w:t>*   **Military Leave (USERRA):** Indefinite job protection, with 14 days paid and USERRA thereafter.</w:t>
       </w:r>
     </w:p>
     <w:p>
-      <w:r>
+      <w:pPr>
+        <w:jc w:val="both"/>
+        <w:rPr>
+          <w:rFonts w:ascii="Times New Roman" w:hAnsi="Times New Roman" w:cs="Times New Roman"/>
+          <w:sz w:val="24"/>
+          <w:szCs w:val="24"/>
+        </w:rPr>
+      </w:pPr>
+      <w:r>
+        <w:rPr>
+          <w:rFonts w:ascii="Times New Roman" w:hAnsi="Times New Roman" w:cs="Times New Roman"/>
+          <w:sz w:val="24"/>
+          <w:szCs w:val="24"/>
+        </w:rPr>
         <w:t>*   **Jury Duty Leave</w:t>
       </w:r>
       <w:proofErr w:type="gramStart"/>
       <w:r>
+        <w:rPr>
+          <w:rFonts w:ascii="Times New Roman" w:hAnsi="Times New Roman" w:cs="Times New Roman"/>
+          <w:sz w:val="24"/>
+          <w:szCs w:val="24"/>
+        </w:rPr>
         <w:t>:*</w:t>
       </w:r>
       <w:proofErr w:type="gramEnd"/>
       <w:r>
+        <w:rPr>
+          <w:rFonts w:ascii="Times New Roman" w:hAnsi="Times New Roman" w:cs="Times New Roman"/>
+          <w:sz w:val="24"/>
+          <w:szCs w:val="24"/>
+        </w:rPr>
         <w:t>* Full pay up to 10 days, then unpaid, with notice required.</w:t>
       </w:r>
     </w:p>
     <w:p>
-      <w:r>
+      <w:pPr>
+        <w:jc w:val="both"/>
+        <w:rPr>
+          <w:rFonts w:ascii="Times New Roman" w:hAnsi="Times New Roman" w:cs="Times New Roman"/>
+          <w:sz w:val="24"/>
+          <w:szCs w:val="24"/>
+        </w:rPr>
+      </w:pPr>
+      <w:r>
+        <w:rPr>
+          <w:rFonts w:ascii="Times New Roman" w:hAnsi="Times New Roman" w:cs="Times New Roman"/>
+          <w:sz w:val="24"/>
+          <w:szCs w:val="24"/>
+        </w:rPr>
         <w:t>*   **Bereavement Leave</w:t>
       </w:r>
       <w:proofErr w:type="gramStart"/>
       <w:r>
+        <w:rPr>
+          <w:rFonts w:ascii="Times New Roman" w:hAnsi="Times New Roman" w:cs="Times New Roman"/>
+          <w:sz w:val="24"/>
+          <w:szCs w:val="24"/>
+        </w:rPr>
         <w:t>:*</w:t>
       </w:r>
       <w:proofErr w:type="gramEnd"/>
       <w:r>
+        <w:rPr>
+          <w:rFonts w:ascii="Times New Roman" w:hAnsi="Times New Roman" w:cs="Times New Roman"/>
+          <w:sz w:val="24"/>
+          <w:szCs w:val="24"/>
+        </w:rPr>
         <w:t>* 3-5 days, fully paid, with same-day notice.</w:t>
       </w:r>
     </w:p>
     <w:p>
-      <w:r>
+      <w:pPr>
+        <w:jc w:val="both"/>
+        <w:rPr>
+          <w:rFonts w:ascii="Times New Roman" w:hAnsi="Times New Roman" w:cs="Times New Roman"/>
+          <w:sz w:val="24"/>
+          <w:szCs w:val="24"/>
+        </w:rPr>
+      </w:pPr>
+      <w:r>
+        <w:rPr>
+          <w:rFonts w:ascii="Times New Roman" w:hAnsi="Times New Roman" w:cs="Times New Roman"/>
+          <w:sz w:val="24"/>
+          <w:szCs w:val="24"/>
+        </w:rPr>
         <w:t>*   **Volunteer Leave</w:t>
       </w:r>
       <w:proofErr w:type="gramStart"/>
       <w:r>
+        <w:rPr>
+          <w:rFonts w:ascii="Times New Roman" w:hAnsi="Times New Roman" w:cs="Times New Roman"/>
+          <w:sz w:val="24"/>
+          <w:szCs w:val="24"/>
+        </w:rPr>
         <w:t>:*</w:t>
       </w:r>
       <w:proofErr w:type="gramEnd"/>
       <w:r>
+        <w:rPr>
+          <w:rFonts w:ascii="Times New Roman" w:hAnsi="Times New Roman" w:cs="Times New Roman"/>
+          <w:sz w:val="24"/>
+          <w:szCs w:val="24"/>
+        </w:rPr>
         <w:t>* 3 days per year, fully paid, with 5 business days' notice.</w:t>
       </w:r>
     </w:p>
     <w:p>
-      <w:r>
+      <w:pPr>
+        <w:jc w:val="both"/>
+        <w:rPr>
+          <w:rFonts w:ascii="Times New Roman" w:hAnsi="Times New Roman" w:cs="Times New Roman"/>
+          <w:sz w:val="24"/>
+          <w:szCs w:val="24"/>
+        </w:rPr>
+      </w:pPr>
+      <w:r>
+        <w:rPr>
+          <w:rFonts w:ascii="Times New Roman" w:hAnsi="Times New Roman" w:cs="Times New Roman"/>
+          <w:sz w:val="24"/>
+          <w:szCs w:val="24"/>
+        </w:rPr>
+        <w:lastRenderedPageBreak/>
         <w:t>*   **Sabbatical Leave</w:t>
       </w:r>
       <w:proofErr w:type="gramStart"/>
       <w:r>
+        <w:rPr>
+          <w:rFonts w:ascii="Times New Roman" w:hAnsi="Times New Roman" w:cs="Times New Roman"/>
+          <w:sz w:val="24"/>
+          <w:szCs w:val="24"/>
+        </w:rPr>
         <w:t>:*</w:t>
       </w:r>
       <w:proofErr w:type="gramEnd"/>
       <w:r>
+        <w:rPr>
+          <w:rFonts w:ascii="Times New Roman" w:hAnsi="Times New Roman" w:cs="Times New Roman"/>
+          <w:sz w:val="24"/>
+          <w:szCs w:val="24"/>
+        </w:rPr>
         <w:t>* 1-3 months unpaid, requiring CPO approval.</w:t>
       </w:r>
     </w:p>
     <w:p>
-      <w:r>
+      <w:pPr>
+        <w:jc w:val="both"/>
+        <w:rPr>
+          <w:rFonts w:ascii="Times New Roman" w:hAnsi="Times New Roman" w:cs="Times New Roman"/>
+          <w:sz w:val="24"/>
+          <w:szCs w:val="24"/>
+        </w:rPr>
+      </w:pPr>
+      <w:r>
+        <w:rPr>
+          <w:rFonts w:ascii="Times New Roman" w:hAnsi="Times New Roman" w:cs="Times New Roman"/>
+          <w:sz w:val="24"/>
+          <w:szCs w:val="24"/>
+        </w:rPr>
         <w:t>*   **Personal / Unpaid Leave</w:t>
       </w:r>
       <w:proofErr w:type="gramStart"/>
       <w:r>
+        <w:rPr>
+          <w:rFonts w:ascii="Times New Roman" w:hAnsi="Times New Roman" w:cs="Times New Roman"/>
+          <w:sz w:val="24"/>
+          <w:szCs w:val="24"/>
+        </w:rPr>
         <w:t>:*</w:t>
       </w:r>
       <w:proofErr w:type="gramEnd"/>
       <w:r>
+        <w:rPr>
+          <w:rFonts w:ascii="Times New Roman" w:hAnsi="Times New Roman" w:cs="Times New Roman"/>
+          <w:sz w:val="24"/>
+          <w:szCs w:val="24"/>
+        </w:rPr>
         <w:t>* Up to 12 weeks, unpaid, requiring manager and HR BP approval.</w:t>
       </w:r>
     </w:p>
     <w:p>
-      <w:r>
+      <w:pPr>
+        <w:jc w:val="both"/>
+        <w:rPr>
+          <w:rFonts w:ascii="Times New Roman" w:hAnsi="Times New Roman" w:cs="Times New Roman"/>
+          <w:sz w:val="24"/>
+          <w:szCs w:val="24"/>
+        </w:rPr>
+      </w:pPr>
+      <w:r>
+        <w:rPr>
+          <w:rFonts w:ascii="Times New Roman" w:hAnsi="Times New Roman" w:cs="Times New Roman"/>
+          <w:sz w:val="24"/>
+          <w:szCs w:val="24"/>
+        </w:rPr>
         <w:t>*   **Mental Health Days</w:t>
       </w:r>
       <w:proofErr w:type="gramStart"/>
       <w:r>
+        <w:rPr>
+          <w:rFonts w:ascii="Times New Roman" w:hAnsi="Times New Roman" w:cs="Times New Roman"/>
+          <w:sz w:val="24"/>
+          <w:szCs w:val="24"/>
+        </w:rPr>
         <w:t>:*</w:t>
       </w:r>
       <w:proofErr w:type="gramEnd"/>
       <w:r>
+        <w:rPr>
+          <w:rFonts w:ascii="Times New Roman" w:hAnsi="Times New Roman" w:cs="Times New Roman"/>
+          <w:sz w:val="24"/>
+          <w:szCs w:val="24"/>
+        </w:rPr>
         <w:t>* 3 designated days per year, in addition to PTO.</w:t>
       </w:r>
     </w:p>
     <w:p>
-      <w:r>
+      <w:pPr>
+        <w:jc w:val="both"/>
+        <w:rPr>
+          <w:rFonts w:ascii="Times New Roman" w:hAnsi="Times New Roman" w:cs="Times New Roman"/>
+          <w:sz w:val="24"/>
+          <w:szCs w:val="24"/>
+        </w:rPr>
+      </w:pPr>
+      <w:r>
+        <w:rPr>
+          <w:rFonts w:ascii="Times New Roman" w:hAnsi="Times New Roman" w:cs="Times New Roman"/>
+          <w:sz w:val="24"/>
+          <w:szCs w:val="24"/>
+        </w:rPr>
         <w:t>*   **Compassionate Leave</w:t>
       </w:r>
       <w:proofErr w:type="gramStart"/>
       <w:r>
+        <w:rPr>
+          <w:rFonts w:ascii="Times New Roman" w:hAnsi="Times New Roman" w:cs="Times New Roman"/>
+          <w:sz w:val="24"/>
+          <w:szCs w:val="24"/>
+        </w:rPr>
         <w:t>:*</w:t>
       </w:r>
       <w:proofErr w:type="gramEnd"/>
       <w:r>
+        <w:rPr>
+          <w:rFonts w:ascii="Times New Roman" w:hAnsi="Times New Roman" w:cs="Times New Roman"/>
+          <w:sz w:val="24"/>
+          <w:szCs w:val="24"/>
+        </w:rPr>
         <w:t>* Up to 5 paid days for bereavement or family crisis.</w:t>
       </w:r>
     </w:p>
-    <w:p/>
-    <w:p>
-      <w:r>
+    <w:p>
+      <w:pPr>
+        <w:jc w:val="both"/>
+        <w:rPr>
+          <w:rFonts w:ascii="Times New Roman" w:hAnsi="Times New Roman" w:cs="Times New Roman"/>
+          <w:sz w:val="24"/>
+          <w:szCs w:val="24"/>
+        </w:rPr>
+      </w:pPr>
+    </w:p>
+    <w:p>
+      <w:pPr>
+        <w:jc w:val="both"/>
+        <w:rPr>
+          <w:rFonts w:ascii="Times New Roman" w:hAnsi="Times New Roman" w:cs="Times New Roman"/>
+          <w:sz w:val="24"/>
+          <w:szCs w:val="24"/>
+        </w:rPr>
+      </w:pPr>
+      <w:r>
+        <w:rPr>
+          <w:rFonts w:ascii="Times New Roman" w:hAnsi="Times New Roman" w:cs="Times New Roman"/>
+          <w:sz w:val="24"/>
+          <w:szCs w:val="24"/>
+        </w:rPr>
         <w:t xml:space="preserve">Question: what is the pay </w:t>
       </w:r>
       <w:proofErr w:type="gramStart"/>
       <w:r>
+        <w:rPr>
+          <w:rFonts w:ascii="Times New Roman" w:hAnsi="Times New Roman" w:cs="Times New Roman"/>
+          <w:sz w:val="24"/>
+          <w:szCs w:val="24"/>
+        </w:rPr>
         <w:t>structure</w:t>
-      </w:r>
-      <w:proofErr w:type="gramEnd"/>
-    </w:p>
-    <w:p/>
-    <w:p>
-      <w:r>
-        <w:t>Answer:</w:t>
-      </w:r>
-    </w:p>
-    <w:p>
-      <w:proofErr w:type="spellStart"/>
-      <w:r>
-        <w:t>NexaCorp</w:t>
-      </w:r>
-      <w:proofErr w:type="spellEnd"/>
-      <w:r>
-        <w:t xml:space="preserve"> utilizes a grade and pay band structure to determine employee compensation, with pay bands reviewed annually for adjustments. This structure is designed to align with market data and internal equity to attract and retain talent.</w:t>
-      </w:r>
-    </w:p>
-    <w:p/>
-    <w:p>
-      <w:r>
-        <w:t>*   **Grade &amp; Pay Band Structure</w:t>
-      </w:r>
-      <w:proofErr w:type="gramStart"/>
-      <w:r>
-        <w:t>:*</w:t>
-      </w:r>
-      <w:proofErr w:type="gramEnd"/>
-      <w:r>
-        <w:t>* Employees are assigned to grades with corresponding pay bands that outline typical job titles and base salary ranges in USD.</w:t>
-      </w:r>
-    </w:p>
-    <w:p>
-      <w:r>
-        <w:t>*   **Annual Review</w:t>
-      </w:r>
-      <w:proofErr w:type="gramStart"/>
-      <w:r>
-        <w:t>:*</w:t>
-      </w:r>
-      <w:proofErr w:type="gramEnd"/>
-      <w:r>
-        <w:t>* Pay bands are subject to an annual review process.</w:t>
-      </w:r>
-    </w:p>
-    <w:p>
-      <w:r>
-        <w:t>*   **Adjustment Factors</w:t>
-      </w:r>
-      <w:proofErr w:type="gramStart"/>
-      <w:r>
-        <w:t>:*</w:t>
-      </w:r>
-      <w:proofErr w:type="gramEnd"/>
-      <w:r>
-        <w:t>* Adjustments are based on market movement, internal equity analysis, and company financial performance.</w:t>
-      </w:r>
-    </w:p>
-    <w:p>
-      <w:r>
-        <w:t>*   **Approval Process</w:t>
-      </w:r>
-      <w:proofErr w:type="gramStart"/>
-      <w:r>
-        <w:t>:*</w:t>
-      </w:r>
-      <w:proofErr w:type="gramEnd"/>
-      <w:r>
-        <w:t>* All salary changes require approval through the HRIS system with dual approval from a Manager and HR Business Partner.</w:t>
-      </w:r>
-    </w:p>
-    <w:p>
-      <w:r>
-        <w:t>*   **Compensation Philosophy</w:t>
-      </w:r>
-      <w:proofErr w:type="gramStart"/>
-      <w:r>
-        <w:t>:*</w:t>
-      </w:r>
-      <w:proofErr w:type="gramEnd"/>
-      <w:r>
-        <w:t xml:space="preserve">* </w:t>
-      </w:r>
-      <w:proofErr w:type="spellStart"/>
-      <w:r>
-        <w:t>NexaCorp</w:t>
-      </w:r>
-      <w:proofErr w:type="spellEnd"/>
-      <w:r>
-        <w:t xml:space="preserve"> aims to offer market-competitive total compensation packages, targeting the 65th percentile of the relevant talent market for base salary for employees performing at expectation.</w:t>
-      </w:r>
-    </w:p>
-    <w:p/>
-    <w:p>
-      <w:r>
-        <w:t>Question: How many PTO days do employees receive?</w:t>
-      </w:r>
-    </w:p>
-    <w:p/>
-    <w:p>
-      <w:r>
-        <w:t>Answer:</w:t>
-      </w:r>
-    </w:p>
-    <w:p>
-      <w:r>
-        <w:t xml:space="preserve">Employees receive a specific number of Paid Time </w:t>
-      </w:r>
-      <w:proofErr w:type="gramStart"/>
-      <w:r>
-        <w:t>Off</w:t>
-      </w:r>
-      <w:proofErr w:type="gramEnd"/>
-      <w:r>
-        <w:t xml:space="preserve"> (PTO) days based on their years of service, ranging from 20 days for those with 0-2 years of service up to 30 days for those with 10+ years. Executive Leadership Team (ELT) / VP and above have unlimited PTO, which is managed.</w:t>
-      </w:r>
-    </w:p>
-    <w:p/>
-    <w:p>
-      <w:r>
-        <w:t>Here's a breakdown of PTO accrual:</w:t>
-      </w:r>
-    </w:p>
-    <w:p/>
-    <w:p>
-      <w:r>
-        <w:t>*   **0–2 years</w:t>
-      </w:r>
-      <w:proofErr w:type="gramStart"/>
-      <w:r>
-        <w:t>:*</w:t>
-      </w:r>
-      <w:proofErr w:type="gramEnd"/>
-      <w:r>
-        <w:t>* 20 days (160 hours)</w:t>
-      </w:r>
-    </w:p>
-    <w:p>
-      <w:r>
-        <w:t>*   **3–5 years</w:t>
-      </w:r>
-      <w:proofErr w:type="gramStart"/>
-      <w:r>
-        <w:t>:*</w:t>
-      </w:r>
-      <w:proofErr w:type="gramEnd"/>
-      <w:r>
-        <w:t>* 23 days (184 hours)</w:t>
-      </w:r>
-    </w:p>
-    <w:p>
-      <w:r>
-        <w:t>*   **6–10 years</w:t>
-      </w:r>
-      <w:proofErr w:type="gramStart"/>
-      <w:r>
-        <w:t>:*</w:t>
-      </w:r>
-      <w:proofErr w:type="gramEnd"/>
-      <w:r>
-        <w:t>* 26 days (208 hours)</w:t>
-      </w:r>
-    </w:p>
-    <w:p>
-      <w:r>
-        <w:t>*   **10+ years</w:t>
-      </w:r>
-      <w:proofErr w:type="gramStart"/>
-      <w:r>
-        <w:t>:*</w:t>
-      </w:r>
-      <w:proofErr w:type="gramEnd"/>
-      <w:r>
-        <w:t>* 30 days (240 hours)</w:t>
-      </w:r>
-    </w:p>
-    <w:p>
-      <w:r>
-        <w:t>*   **ELT / VP and above</w:t>
-      </w:r>
-      <w:proofErr w:type="gramStart"/>
-      <w:r>
-        <w:t>:*</w:t>
-      </w:r>
-      <w:proofErr w:type="gramEnd"/>
-      <w:r>
-        <w:t>* Unlimited (managed)</w:t>
-      </w:r>
-    </w:p>
-    <w:p/>
-    <w:p>
-      <w:r>
-        <w:t xml:space="preserve">(Source: 3.7.1 Paid Time </w:t>
-      </w:r>
-      <w:proofErr w:type="gramStart"/>
-      <w:r>
-        <w:t>Off</w:t>
-      </w:r>
-      <w:proofErr w:type="gramEnd"/>
-      <w:r>
-        <w:t xml:space="preserve"> (PTO))</w:t>
-      </w:r>
-    </w:p>
-    <w:p/>
-    <w:p>
-      <w:r>
-        <w:t>Question: What is the work-from-home policy? What are company working hours?</w:t>
-      </w:r>
-    </w:p>
-    <w:p/>
-    <w:p>
-      <w:r>
-        <w:t>Answer:</w:t>
-      </w:r>
-    </w:p>
-    <w:p>
-      <w:proofErr w:type="spellStart"/>
-      <w:r>
-        <w:t>NexaCorp's</w:t>
-      </w:r>
-      <w:proofErr w:type="spellEnd"/>
-      <w:r>
-        <w:t xml:space="preserve"> work-from-home policy requires employees to maintain a safe and ergonomic home workspace, with financial assistance provided for equipment and internet. Company working hours are defined by Core Collaboration Hours, typically from 10:00 AM to 3:00 PM in the manager's primary time zone, with flexibility for those in significantly different time zones.</w:t>
-      </w:r>
-    </w:p>
-    <w:p/>
-    <w:p>
-      <w:r>
-        <w:t>*   **Home Office Requirements</w:t>
-      </w:r>
-      <w:proofErr w:type="gramStart"/>
-      <w:r>
-        <w:t>:*</w:t>
-      </w:r>
-      <w:proofErr w:type="gramEnd"/>
-      <w:r>
-        <w:t>* Employees are responsible for a safe, ergonomic, and professional home workspace.</w:t>
-      </w:r>
-    </w:p>
-    <w:p>
-      <w:r>
-        <w:t xml:space="preserve">    *   A one-time $600 Home Office Stipend is available for new remote/hybrid employees for ergonomic equipment.</w:t>
-      </w:r>
-    </w:p>
-    <w:p>
-      <w:r>
-        <w:t xml:space="preserve">    *   An annual $200 Equipment Refresh Allowance is provided for peripherals and consumables.</w:t>
-      </w:r>
-    </w:p>
-    <w:p>
-      <w:r>
-        <w:t xml:space="preserve">    *   A $75/month Internet Connectivity Stipend is offered for remote domestic or international arrangements.</w:t>
-      </w:r>
-    </w:p>
-    <w:p>
-      <w:r>
-        <w:t xml:space="preserve">    *   Employees must complete an annual Home Workstation Self-Assessment.</w:t>
-      </w:r>
-    </w:p>
-    <w:p>
-      <w:r>
-        <w:lastRenderedPageBreak/>
-        <w:t>*   **International Remote Work</w:t>
-      </w:r>
-      <w:proofErr w:type="gramStart"/>
-      <w:r>
-        <w:t>:*</w:t>
-      </w:r>
-      <w:proofErr w:type="gramEnd"/>
-      <w:r>
-        <w:t>* Relocating internationally requires prior written approval from Legal, Tax, and the CPO's office due to complex legal implications.</w:t>
-      </w:r>
-    </w:p>
-    <w:p>
-      <w:r>
-        <w:t>*   **Core Collaboration Hours:** All employees must be available for synchronous collaboration during their team's designated Core Hours, usually 10:00 AM – 3:00 PM in the manager's primary time zone. Adjustments can be made for employees in significantly different time zones.</w:t>
-      </w:r>
-    </w:p>
-    <w:p/>
-    <w:p>
-      <w:r>
-        <w:t>Question: Do employees get medical benefits?</w:t>
-      </w:r>
-    </w:p>
-    <w:p/>
-    <w:p>
-      <w:r>
-        <w:t>Answer:</w:t>
-      </w:r>
-    </w:p>
-    <w:p>
-      <w:r>
-        <w:t xml:space="preserve">Yes, </w:t>
-      </w:r>
-      <w:proofErr w:type="spellStart"/>
-      <w:r>
-        <w:t>NexaCorp</w:t>
-      </w:r>
-      <w:proofErr w:type="spellEnd"/>
-      <w:r>
-        <w:t xml:space="preserve"> offers medical benefits to employees through various plan options. These plans include the </w:t>
-      </w:r>
-      <w:proofErr w:type="spellStart"/>
-      <w:r>
-        <w:t>NexaCare</w:t>
-      </w:r>
-      <w:proofErr w:type="spellEnd"/>
-      <w:r>
-        <w:t xml:space="preserve">™ Premium PPO, </w:t>
-      </w:r>
-      <w:proofErr w:type="spellStart"/>
-      <w:r>
-        <w:t>NexaCare</w:t>
-      </w:r>
-      <w:proofErr w:type="spellEnd"/>
-      <w:r>
-        <w:t xml:space="preserve">™ Value HMO, and </w:t>
-      </w:r>
-      <w:proofErr w:type="spellStart"/>
-      <w:r>
-        <w:t>NexaCare</w:t>
-      </w:r>
-      <w:proofErr w:type="spellEnd"/>
-      <w:r>
-        <w:t>™ HDHP + HSA.</w:t>
-      </w:r>
-    </w:p>
-    <w:p/>
-    <w:p>
-      <w:r>
-        <w:t>*   **</w:t>
-      </w:r>
-      <w:proofErr w:type="spellStart"/>
-      <w:r>
-        <w:t>NexaCare</w:t>
-      </w:r>
-      <w:proofErr w:type="spellEnd"/>
-      <w:r>
-        <w:t>™ Premium PPO</w:t>
-      </w:r>
-      <w:proofErr w:type="gramStart"/>
-      <w:r>
-        <w:t>:*</w:t>
-      </w:r>
-      <w:proofErr w:type="gramEnd"/>
-      <w:r>
-        <w:t>* Offers a $500 individual deductible and a $2,500 individual out-of-pocket maximum.</w:t>
-      </w:r>
-    </w:p>
-    <w:p>
-      <w:r>
-        <w:t>*   **</w:t>
-      </w:r>
-      <w:proofErr w:type="spellStart"/>
-      <w:r>
-        <w:t>NexaCare</w:t>
-      </w:r>
-      <w:proofErr w:type="spellEnd"/>
-      <w:r>
-        <w:t>™ Value HMO</w:t>
-      </w:r>
-      <w:proofErr w:type="gramStart"/>
-      <w:r>
-        <w:t>:*</w:t>
-      </w:r>
-      <w:proofErr w:type="gramEnd"/>
-      <w:r>
-        <w:t>* Features a lower individual deductible of $250 and an individual out-of-pocket maximum of $1,500.</w:t>
-      </w:r>
-    </w:p>
-    <w:p>
-      <w:r>
-        <w:t>*   **</w:t>
-      </w:r>
-      <w:proofErr w:type="spellStart"/>
-      <w:r>
-        <w:t>NexaCare</w:t>
-      </w:r>
-      <w:proofErr w:type="spellEnd"/>
-      <w:r>
-        <w:t xml:space="preserve">™ HDHP + HSA:** Comes with a higher individual deductible of $1,400 and an individual out-of-pocket maximum of $3,200, but </w:t>
-      </w:r>
-      <w:proofErr w:type="spellStart"/>
-      <w:r>
-        <w:t>NexaCorp</w:t>
-      </w:r>
-      <w:proofErr w:type="spellEnd"/>
-      <w:r>
-        <w:t xml:space="preserve"> contributes $800 annually to the employee's Health Savings Account (HSA) for this plan.</w:t>
-      </w:r>
-    </w:p>
-    <w:p/>
-    <w:p>
-      <w:r>
-        <w:t xml:space="preserve">Question: What is </w:t>
-      </w:r>
-      <w:proofErr w:type="spellStart"/>
-      <w:r>
-        <w:t>NexaCorp's</w:t>
-      </w:r>
-      <w:proofErr w:type="spellEnd"/>
-      <w:r>
-        <w:t xml:space="preserve"> stock price?</w:t>
-      </w:r>
-    </w:p>
-    <w:p/>
-    <w:p>
-      <w:r>
-        <w:t>Answer:</w:t>
-      </w:r>
-    </w:p>
-    <w:p>
-      <w:proofErr w:type="spellStart"/>
-      <w:r>
-        <w:t>NexaCorp's</w:t>
-      </w:r>
-      <w:proofErr w:type="spellEnd"/>
-      <w:r>
-        <w:t xml:space="preserve"> stock price is not provided in the given context. The document mentions that </w:t>
-      </w:r>
-      <w:proofErr w:type="spellStart"/>
-      <w:r>
-        <w:t>NexaCorp</w:t>
-      </w:r>
-      <w:proofErr w:type="spellEnd"/>
-      <w:r>
-        <w:t xml:space="preserve"> had a NASDAQ IPO at $18/share in 2002, but current stock price information is not available.</w:t>
-      </w:r>
-    </w:p>
-    <w:p/>
-    <w:p>
-      <w:r>
-        <w:t>Question: What is the international relocation policy?</w:t>
-      </w:r>
-    </w:p>
-    <w:p/>
-    <w:p>
-      <w:r>
-        <w:t>Answer:</w:t>
       </w:r>
       <w:bookmarkStart w:id="0" w:name="_GoBack"/>
       <w:bookmarkEnd w:id="0"/>
-    </w:p>
-    <w:p>
-      <w:r>
+      <w:proofErr w:type="gramEnd"/>
+    </w:p>
+    <w:p>
+      <w:pPr>
+        <w:jc w:val="both"/>
+        <w:rPr>
+          <w:rFonts w:ascii="Times New Roman" w:hAnsi="Times New Roman" w:cs="Times New Roman"/>
+          <w:sz w:val="24"/>
+          <w:szCs w:val="24"/>
+        </w:rPr>
+      </w:pPr>
+      <w:r>
+        <w:rPr>
+          <w:rFonts w:ascii="Times New Roman" w:hAnsi="Times New Roman" w:cs="Times New Roman"/>
+          <w:sz w:val="24"/>
+          <w:szCs w:val="24"/>
+        </w:rPr>
+        <w:t>Answer:</w:t>
+      </w:r>
+    </w:p>
+    <w:p>
+      <w:pPr>
+        <w:jc w:val="both"/>
+        <w:rPr>
+          <w:rFonts w:ascii="Times New Roman" w:hAnsi="Times New Roman" w:cs="Times New Roman"/>
+          <w:sz w:val="24"/>
+          <w:szCs w:val="24"/>
+        </w:rPr>
+      </w:pPr>
+      <w:proofErr w:type="spellStart"/>
+      <w:r>
+        <w:rPr>
+          <w:rFonts w:ascii="Times New Roman" w:hAnsi="Times New Roman" w:cs="Times New Roman"/>
+          <w:sz w:val="24"/>
+          <w:szCs w:val="24"/>
+        </w:rPr>
+        <w:t>NexaCorp</w:t>
+      </w:r>
+      <w:proofErr w:type="spellEnd"/>
+      <w:r>
+        <w:rPr>
+          <w:rFonts w:ascii="Times New Roman" w:hAnsi="Times New Roman" w:cs="Times New Roman"/>
+          <w:sz w:val="24"/>
+          <w:szCs w:val="24"/>
+        </w:rPr>
+        <w:t xml:space="preserve"> utilizes a grade and pay band structure to determine employee compensation, with pay bands reviewed annually for adjustments. This structure is designed to align with market data and internal equity to attract and retain talent.</w:t>
+      </w:r>
+    </w:p>
+    <w:p>
+      <w:pPr>
+        <w:jc w:val="both"/>
+        <w:rPr>
+          <w:rFonts w:ascii="Times New Roman" w:hAnsi="Times New Roman" w:cs="Times New Roman"/>
+          <w:sz w:val="24"/>
+          <w:szCs w:val="24"/>
+        </w:rPr>
+      </w:pPr>
+      <w:r>
+        <w:rPr>
+          <w:rFonts w:ascii="Times New Roman" w:hAnsi="Times New Roman" w:cs="Times New Roman"/>
+          <w:sz w:val="24"/>
+          <w:szCs w:val="24"/>
+        </w:rPr>
+        <w:t>*   **Grade &amp; Pay Band Structure</w:t>
+      </w:r>
+      <w:proofErr w:type="gramStart"/>
+      <w:r>
+        <w:rPr>
+          <w:rFonts w:ascii="Times New Roman" w:hAnsi="Times New Roman" w:cs="Times New Roman"/>
+          <w:sz w:val="24"/>
+          <w:szCs w:val="24"/>
+        </w:rPr>
+        <w:t>:*</w:t>
+      </w:r>
+      <w:proofErr w:type="gramEnd"/>
+      <w:r>
+        <w:rPr>
+          <w:rFonts w:ascii="Times New Roman" w:hAnsi="Times New Roman" w:cs="Times New Roman"/>
+          <w:sz w:val="24"/>
+          <w:szCs w:val="24"/>
+        </w:rPr>
+        <w:t>* Employees are assigned to grades with corresponding pay bands that outline typical job titles and base salary ranges in USD.</w:t>
+      </w:r>
+    </w:p>
+    <w:p>
+      <w:pPr>
+        <w:jc w:val="both"/>
+        <w:rPr>
+          <w:rFonts w:ascii="Times New Roman" w:hAnsi="Times New Roman" w:cs="Times New Roman"/>
+          <w:sz w:val="24"/>
+          <w:szCs w:val="24"/>
+        </w:rPr>
+      </w:pPr>
+      <w:r>
+        <w:rPr>
+          <w:rFonts w:ascii="Times New Roman" w:hAnsi="Times New Roman" w:cs="Times New Roman"/>
+          <w:sz w:val="24"/>
+          <w:szCs w:val="24"/>
+        </w:rPr>
+        <w:t>*   **Annual Review</w:t>
+      </w:r>
+      <w:proofErr w:type="gramStart"/>
+      <w:r>
+        <w:rPr>
+          <w:rFonts w:ascii="Times New Roman" w:hAnsi="Times New Roman" w:cs="Times New Roman"/>
+          <w:sz w:val="24"/>
+          <w:szCs w:val="24"/>
+        </w:rPr>
+        <w:t>:*</w:t>
+      </w:r>
+      <w:proofErr w:type="gramEnd"/>
+      <w:r>
+        <w:rPr>
+          <w:rFonts w:ascii="Times New Roman" w:hAnsi="Times New Roman" w:cs="Times New Roman"/>
+          <w:sz w:val="24"/>
+          <w:szCs w:val="24"/>
+        </w:rPr>
+        <w:t>* Pay bands are subject to an annual review process.</w:t>
+      </w:r>
+    </w:p>
+    <w:p>
+      <w:pPr>
+        <w:jc w:val="both"/>
+        <w:rPr>
+          <w:rFonts w:ascii="Times New Roman" w:hAnsi="Times New Roman" w:cs="Times New Roman"/>
+          <w:sz w:val="24"/>
+          <w:szCs w:val="24"/>
+        </w:rPr>
+      </w:pPr>
+      <w:r>
+        <w:rPr>
+          <w:rFonts w:ascii="Times New Roman" w:hAnsi="Times New Roman" w:cs="Times New Roman"/>
+          <w:sz w:val="24"/>
+          <w:szCs w:val="24"/>
+        </w:rPr>
+        <w:t>*   **Adjustment Factors</w:t>
+      </w:r>
+      <w:proofErr w:type="gramStart"/>
+      <w:r>
+        <w:rPr>
+          <w:rFonts w:ascii="Times New Roman" w:hAnsi="Times New Roman" w:cs="Times New Roman"/>
+          <w:sz w:val="24"/>
+          <w:szCs w:val="24"/>
+        </w:rPr>
+        <w:t>:*</w:t>
+      </w:r>
+      <w:proofErr w:type="gramEnd"/>
+      <w:r>
+        <w:rPr>
+          <w:rFonts w:ascii="Times New Roman" w:hAnsi="Times New Roman" w:cs="Times New Roman"/>
+          <w:sz w:val="24"/>
+          <w:szCs w:val="24"/>
+        </w:rPr>
+        <w:t>* Adjustments are based on market movement, internal equity analysis, and company financial performance.</w:t>
+      </w:r>
+    </w:p>
+    <w:p>
+      <w:pPr>
+        <w:jc w:val="both"/>
+        <w:rPr>
+          <w:rFonts w:ascii="Times New Roman" w:hAnsi="Times New Roman" w:cs="Times New Roman"/>
+          <w:sz w:val="24"/>
+          <w:szCs w:val="24"/>
+        </w:rPr>
+      </w:pPr>
+      <w:r>
+        <w:rPr>
+          <w:rFonts w:ascii="Times New Roman" w:hAnsi="Times New Roman" w:cs="Times New Roman"/>
+          <w:sz w:val="24"/>
+          <w:szCs w:val="24"/>
+        </w:rPr>
+        <w:t>*   **Approval Process</w:t>
+      </w:r>
+      <w:proofErr w:type="gramStart"/>
+      <w:r>
+        <w:rPr>
+          <w:rFonts w:ascii="Times New Roman" w:hAnsi="Times New Roman" w:cs="Times New Roman"/>
+          <w:sz w:val="24"/>
+          <w:szCs w:val="24"/>
+        </w:rPr>
+        <w:t>:*</w:t>
+      </w:r>
+      <w:proofErr w:type="gramEnd"/>
+      <w:r>
+        <w:rPr>
+          <w:rFonts w:ascii="Times New Roman" w:hAnsi="Times New Roman" w:cs="Times New Roman"/>
+          <w:sz w:val="24"/>
+          <w:szCs w:val="24"/>
+        </w:rPr>
+        <w:t>* All salary changes require approval through the HRIS system with dual approval from a Manager and HR Business Partner.</w:t>
+      </w:r>
+    </w:p>
+    <w:p>
+      <w:pPr>
+        <w:jc w:val="both"/>
+        <w:rPr>
+          <w:rFonts w:ascii="Times New Roman" w:hAnsi="Times New Roman" w:cs="Times New Roman"/>
+          <w:sz w:val="24"/>
+          <w:szCs w:val="24"/>
+        </w:rPr>
+      </w:pPr>
+      <w:r>
+        <w:rPr>
+          <w:rFonts w:ascii="Times New Roman" w:hAnsi="Times New Roman" w:cs="Times New Roman"/>
+          <w:sz w:val="24"/>
+          <w:szCs w:val="24"/>
+        </w:rPr>
+        <w:t>*   **Compensation Philosophy</w:t>
+      </w:r>
+      <w:proofErr w:type="gramStart"/>
+      <w:r>
+        <w:rPr>
+          <w:rFonts w:ascii="Times New Roman" w:hAnsi="Times New Roman" w:cs="Times New Roman"/>
+          <w:sz w:val="24"/>
+          <w:szCs w:val="24"/>
+        </w:rPr>
+        <w:t>:*</w:t>
+      </w:r>
+      <w:proofErr w:type="gramEnd"/>
+      <w:r>
+        <w:rPr>
+          <w:rFonts w:ascii="Times New Roman" w:hAnsi="Times New Roman" w:cs="Times New Roman"/>
+          <w:sz w:val="24"/>
+          <w:szCs w:val="24"/>
+        </w:rPr>
+        <w:t xml:space="preserve">* </w:t>
+      </w:r>
+      <w:proofErr w:type="spellStart"/>
+      <w:r>
+        <w:rPr>
+          <w:rFonts w:ascii="Times New Roman" w:hAnsi="Times New Roman" w:cs="Times New Roman"/>
+          <w:sz w:val="24"/>
+          <w:szCs w:val="24"/>
+        </w:rPr>
+        <w:t>NexaCorp</w:t>
+      </w:r>
+      <w:proofErr w:type="spellEnd"/>
+      <w:r>
+        <w:rPr>
+          <w:rFonts w:ascii="Times New Roman" w:hAnsi="Times New Roman" w:cs="Times New Roman"/>
+          <w:sz w:val="24"/>
+          <w:szCs w:val="24"/>
+        </w:rPr>
+        <w:t xml:space="preserve"> aims to offer market-competitive total compensation packages, targeting the 65th percentile of the relevant talent market for base salary for employees performing at expectation.</w:t>
+      </w:r>
+    </w:p>
+    <w:p>
+      <w:pPr>
+        <w:jc w:val="both"/>
+        <w:rPr>
+          <w:rFonts w:ascii="Times New Roman" w:hAnsi="Times New Roman" w:cs="Times New Roman"/>
+          <w:sz w:val="24"/>
+          <w:szCs w:val="24"/>
+        </w:rPr>
+      </w:pPr>
+    </w:p>
+    <w:p>
+      <w:pPr>
+        <w:jc w:val="both"/>
+        <w:rPr>
+          <w:rFonts w:ascii="Times New Roman" w:hAnsi="Times New Roman" w:cs="Times New Roman"/>
+          <w:sz w:val="24"/>
+          <w:szCs w:val="24"/>
+        </w:rPr>
+      </w:pPr>
+      <w:r>
+        <w:rPr>
+          <w:rFonts w:ascii="Times New Roman" w:hAnsi="Times New Roman" w:cs="Times New Roman"/>
+          <w:sz w:val="24"/>
+          <w:szCs w:val="24"/>
+        </w:rPr>
+        <w:t>Question: How many PTO days do employees receive?</w:t>
+      </w:r>
+    </w:p>
+    <w:p>
+      <w:pPr>
+        <w:jc w:val="both"/>
+        <w:rPr>
+          <w:rFonts w:ascii="Times New Roman" w:hAnsi="Times New Roman" w:cs="Times New Roman"/>
+          <w:sz w:val="24"/>
+          <w:szCs w:val="24"/>
+        </w:rPr>
+      </w:pPr>
+      <w:r>
+        <w:rPr>
+          <w:rFonts w:ascii="Times New Roman" w:hAnsi="Times New Roman" w:cs="Times New Roman"/>
+          <w:sz w:val="24"/>
+          <w:szCs w:val="24"/>
+        </w:rPr>
+        <w:t>Answer:</w:t>
+      </w:r>
+    </w:p>
+    <w:p>
+      <w:pPr>
+        <w:jc w:val="both"/>
+        <w:rPr>
+          <w:rFonts w:ascii="Times New Roman" w:hAnsi="Times New Roman" w:cs="Times New Roman"/>
+          <w:sz w:val="24"/>
+          <w:szCs w:val="24"/>
+        </w:rPr>
+      </w:pPr>
+      <w:r>
+        <w:rPr>
+          <w:rFonts w:ascii="Times New Roman" w:hAnsi="Times New Roman" w:cs="Times New Roman"/>
+          <w:sz w:val="24"/>
+          <w:szCs w:val="24"/>
+        </w:rPr>
+        <w:t xml:space="preserve">Employees receive a specific number of Paid Time </w:t>
+      </w:r>
+      <w:proofErr w:type="gramStart"/>
+      <w:r>
+        <w:rPr>
+          <w:rFonts w:ascii="Times New Roman" w:hAnsi="Times New Roman" w:cs="Times New Roman"/>
+          <w:sz w:val="24"/>
+          <w:szCs w:val="24"/>
+        </w:rPr>
+        <w:t>Off</w:t>
+      </w:r>
+      <w:proofErr w:type="gramEnd"/>
+      <w:r>
+        <w:rPr>
+          <w:rFonts w:ascii="Times New Roman" w:hAnsi="Times New Roman" w:cs="Times New Roman"/>
+          <w:sz w:val="24"/>
+          <w:szCs w:val="24"/>
+        </w:rPr>
+        <w:t xml:space="preserve"> (PTO) days based on their years of service, ranging from 20 days for those with 0-2 years of service up to 30 days for those with 10+ years. Executive Leadership Team (ELT) / VP and above have unlimited PTO, which is managed.</w:t>
+      </w:r>
+    </w:p>
+    <w:p>
+      <w:pPr>
+        <w:jc w:val="both"/>
+        <w:rPr>
+          <w:rFonts w:ascii="Times New Roman" w:hAnsi="Times New Roman" w:cs="Times New Roman"/>
+          <w:sz w:val="24"/>
+          <w:szCs w:val="24"/>
+        </w:rPr>
+      </w:pPr>
+      <w:r>
+        <w:rPr>
+          <w:rFonts w:ascii="Times New Roman" w:hAnsi="Times New Roman" w:cs="Times New Roman"/>
+          <w:sz w:val="24"/>
+          <w:szCs w:val="24"/>
+        </w:rPr>
+        <w:t>Here's a breakdown of PTO accrual:</w:t>
+      </w:r>
+    </w:p>
+    <w:p>
+      <w:pPr>
+        <w:jc w:val="both"/>
+        <w:rPr>
+          <w:rFonts w:ascii="Times New Roman" w:hAnsi="Times New Roman" w:cs="Times New Roman"/>
+          <w:sz w:val="24"/>
+          <w:szCs w:val="24"/>
+        </w:rPr>
+      </w:pPr>
+      <w:r>
+        <w:rPr>
+          <w:rFonts w:ascii="Times New Roman" w:hAnsi="Times New Roman" w:cs="Times New Roman"/>
+          <w:sz w:val="24"/>
+          <w:szCs w:val="24"/>
+        </w:rPr>
+        <w:t>*   **0–2 years</w:t>
+      </w:r>
+      <w:proofErr w:type="gramStart"/>
+      <w:r>
+        <w:rPr>
+          <w:rFonts w:ascii="Times New Roman" w:hAnsi="Times New Roman" w:cs="Times New Roman"/>
+          <w:sz w:val="24"/>
+          <w:szCs w:val="24"/>
+        </w:rPr>
+        <w:t>:*</w:t>
+      </w:r>
+      <w:proofErr w:type="gramEnd"/>
+      <w:r>
+        <w:rPr>
+          <w:rFonts w:ascii="Times New Roman" w:hAnsi="Times New Roman" w:cs="Times New Roman"/>
+          <w:sz w:val="24"/>
+          <w:szCs w:val="24"/>
+        </w:rPr>
+        <w:t>* 20 days (160 hours)</w:t>
+      </w:r>
+    </w:p>
+    <w:p>
+      <w:pPr>
+        <w:jc w:val="both"/>
+        <w:rPr>
+          <w:rFonts w:ascii="Times New Roman" w:hAnsi="Times New Roman" w:cs="Times New Roman"/>
+          <w:sz w:val="24"/>
+          <w:szCs w:val="24"/>
+        </w:rPr>
+      </w:pPr>
+      <w:r>
+        <w:rPr>
+          <w:rFonts w:ascii="Times New Roman" w:hAnsi="Times New Roman" w:cs="Times New Roman"/>
+          <w:sz w:val="24"/>
+          <w:szCs w:val="24"/>
+        </w:rPr>
+        <w:t>*   **3–5 years</w:t>
+      </w:r>
+      <w:proofErr w:type="gramStart"/>
+      <w:r>
+        <w:rPr>
+          <w:rFonts w:ascii="Times New Roman" w:hAnsi="Times New Roman" w:cs="Times New Roman"/>
+          <w:sz w:val="24"/>
+          <w:szCs w:val="24"/>
+        </w:rPr>
+        <w:t>:*</w:t>
+      </w:r>
+      <w:proofErr w:type="gramEnd"/>
+      <w:r>
+        <w:rPr>
+          <w:rFonts w:ascii="Times New Roman" w:hAnsi="Times New Roman" w:cs="Times New Roman"/>
+          <w:sz w:val="24"/>
+          <w:szCs w:val="24"/>
+        </w:rPr>
+        <w:t>* 23 days (184 hours)</w:t>
+      </w:r>
+    </w:p>
+    <w:p>
+      <w:pPr>
+        <w:jc w:val="both"/>
+        <w:rPr>
+          <w:rFonts w:ascii="Times New Roman" w:hAnsi="Times New Roman" w:cs="Times New Roman"/>
+          <w:sz w:val="24"/>
+          <w:szCs w:val="24"/>
+        </w:rPr>
+      </w:pPr>
+      <w:r>
+        <w:rPr>
+          <w:rFonts w:ascii="Times New Roman" w:hAnsi="Times New Roman" w:cs="Times New Roman"/>
+          <w:sz w:val="24"/>
+          <w:szCs w:val="24"/>
+        </w:rPr>
+        <w:t>*   **6–10 years</w:t>
+      </w:r>
+      <w:proofErr w:type="gramStart"/>
+      <w:r>
+        <w:rPr>
+          <w:rFonts w:ascii="Times New Roman" w:hAnsi="Times New Roman" w:cs="Times New Roman"/>
+          <w:sz w:val="24"/>
+          <w:szCs w:val="24"/>
+        </w:rPr>
+        <w:t>:*</w:t>
+      </w:r>
+      <w:proofErr w:type="gramEnd"/>
+      <w:r>
+        <w:rPr>
+          <w:rFonts w:ascii="Times New Roman" w:hAnsi="Times New Roman" w:cs="Times New Roman"/>
+          <w:sz w:val="24"/>
+          <w:szCs w:val="24"/>
+        </w:rPr>
+        <w:t>* 26 days (208 hours)</w:t>
+      </w:r>
+    </w:p>
+    <w:p>
+      <w:pPr>
+        <w:jc w:val="both"/>
+        <w:rPr>
+          <w:rFonts w:ascii="Times New Roman" w:hAnsi="Times New Roman" w:cs="Times New Roman"/>
+          <w:sz w:val="24"/>
+          <w:szCs w:val="24"/>
+        </w:rPr>
+      </w:pPr>
+      <w:r>
+        <w:rPr>
+          <w:rFonts w:ascii="Times New Roman" w:hAnsi="Times New Roman" w:cs="Times New Roman"/>
+          <w:sz w:val="24"/>
+          <w:szCs w:val="24"/>
+        </w:rPr>
+        <w:t>*   **10+ years</w:t>
+      </w:r>
+      <w:proofErr w:type="gramStart"/>
+      <w:r>
+        <w:rPr>
+          <w:rFonts w:ascii="Times New Roman" w:hAnsi="Times New Roman" w:cs="Times New Roman"/>
+          <w:sz w:val="24"/>
+          <w:szCs w:val="24"/>
+        </w:rPr>
+        <w:t>:*</w:t>
+      </w:r>
+      <w:proofErr w:type="gramEnd"/>
+      <w:r>
+        <w:rPr>
+          <w:rFonts w:ascii="Times New Roman" w:hAnsi="Times New Roman" w:cs="Times New Roman"/>
+          <w:sz w:val="24"/>
+          <w:szCs w:val="24"/>
+        </w:rPr>
+        <w:t>* 30 days (240 hours)</w:t>
+      </w:r>
+    </w:p>
+    <w:p>
+      <w:pPr>
+        <w:jc w:val="both"/>
+        <w:rPr>
+          <w:rFonts w:ascii="Times New Roman" w:hAnsi="Times New Roman" w:cs="Times New Roman"/>
+          <w:sz w:val="24"/>
+          <w:szCs w:val="24"/>
+        </w:rPr>
+      </w:pPr>
+      <w:r>
+        <w:rPr>
+          <w:rFonts w:ascii="Times New Roman" w:hAnsi="Times New Roman" w:cs="Times New Roman"/>
+          <w:sz w:val="24"/>
+          <w:szCs w:val="24"/>
+        </w:rPr>
+        <w:t>*   **ELT / VP and above</w:t>
+      </w:r>
+      <w:proofErr w:type="gramStart"/>
+      <w:r>
+        <w:rPr>
+          <w:rFonts w:ascii="Times New Roman" w:hAnsi="Times New Roman" w:cs="Times New Roman"/>
+          <w:sz w:val="24"/>
+          <w:szCs w:val="24"/>
+        </w:rPr>
+        <w:t>:*</w:t>
+      </w:r>
+      <w:proofErr w:type="gramEnd"/>
+      <w:r>
+        <w:rPr>
+          <w:rFonts w:ascii="Times New Roman" w:hAnsi="Times New Roman" w:cs="Times New Roman"/>
+          <w:sz w:val="24"/>
+          <w:szCs w:val="24"/>
+        </w:rPr>
+        <w:t>* Unlimited (managed)</w:t>
+      </w:r>
+    </w:p>
+    <w:p>
+      <w:pPr>
+        <w:jc w:val="both"/>
+        <w:rPr>
+          <w:rFonts w:ascii="Times New Roman" w:hAnsi="Times New Roman" w:cs="Times New Roman"/>
+          <w:sz w:val="24"/>
+          <w:szCs w:val="24"/>
+        </w:rPr>
+      </w:pPr>
+      <w:r>
+        <w:rPr>
+          <w:rFonts w:ascii="Times New Roman" w:hAnsi="Times New Roman" w:cs="Times New Roman"/>
+          <w:sz w:val="24"/>
+          <w:szCs w:val="24"/>
+        </w:rPr>
+        <w:t xml:space="preserve">(Source: 3.7.1 Paid Time </w:t>
+      </w:r>
+      <w:proofErr w:type="gramStart"/>
+      <w:r>
+        <w:rPr>
+          <w:rFonts w:ascii="Times New Roman" w:hAnsi="Times New Roman" w:cs="Times New Roman"/>
+          <w:sz w:val="24"/>
+          <w:szCs w:val="24"/>
+        </w:rPr>
+        <w:t>Off</w:t>
+      </w:r>
+      <w:proofErr w:type="gramEnd"/>
+      <w:r>
+        <w:rPr>
+          <w:rFonts w:ascii="Times New Roman" w:hAnsi="Times New Roman" w:cs="Times New Roman"/>
+          <w:sz w:val="24"/>
+          <w:szCs w:val="24"/>
+        </w:rPr>
+        <w:t xml:space="preserve"> (PTO))</w:t>
+      </w:r>
+    </w:p>
+    <w:p>
+      <w:pPr>
+        <w:jc w:val="both"/>
+        <w:rPr>
+          <w:rFonts w:ascii="Times New Roman" w:hAnsi="Times New Roman" w:cs="Times New Roman"/>
+          <w:sz w:val="24"/>
+          <w:szCs w:val="24"/>
+        </w:rPr>
+      </w:pPr>
+    </w:p>
+    <w:p>
+      <w:pPr>
+        <w:jc w:val="both"/>
+        <w:rPr>
+          <w:rFonts w:ascii="Times New Roman" w:hAnsi="Times New Roman" w:cs="Times New Roman"/>
+          <w:sz w:val="24"/>
+          <w:szCs w:val="24"/>
+        </w:rPr>
+      </w:pPr>
+      <w:r>
+        <w:rPr>
+          <w:rFonts w:ascii="Times New Roman" w:hAnsi="Times New Roman" w:cs="Times New Roman"/>
+          <w:sz w:val="24"/>
+          <w:szCs w:val="24"/>
+        </w:rPr>
+        <w:lastRenderedPageBreak/>
+        <w:t>Question: What is the work-from-home policy? What are company working hours?</w:t>
+      </w:r>
+    </w:p>
+    <w:p>
+      <w:pPr>
+        <w:jc w:val="both"/>
+        <w:rPr>
+          <w:rFonts w:ascii="Times New Roman" w:hAnsi="Times New Roman" w:cs="Times New Roman"/>
+          <w:sz w:val="24"/>
+          <w:szCs w:val="24"/>
+        </w:rPr>
+      </w:pPr>
+      <w:r>
+        <w:rPr>
+          <w:rFonts w:ascii="Times New Roman" w:hAnsi="Times New Roman" w:cs="Times New Roman"/>
+          <w:sz w:val="24"/>
+          <w:szCs w:val="24"/>
+        </w:rPr>
+        <w:t>Answer:</w:t>
+      </w:r>
+    </w:p>
+    <w:p>
+      <w:pPr>
+        <w:jc w:val="both"/>
+        <w:rPr>
+          <w:rFonts w:ascii="Times New Roman" w:hAnsi="Times New Roman" w:cs="Times New Roman"/>
+          <w:sz w:val="24"/>
+          <w:szCs w:val="24"/>
+        </w:rPr>
+      </w:pPr>
+      <w:proofErr w:type="spellStart"/>
+      <w:r>
+        <w:rPr>
+          <w:rFonts w:ascii="Times New Roman" w:hAnsi="Times New Roman" w:cs="Times New Roman"/>
+          <w:sz w:val="24"/>
+          <w:szCs w:val="24"/>
+        </w:rPr>
+        <w:t>NexaCorp's</w:t>
+      </w:r>
+      <w:proofErr w:type="spellEnd"/>
+      <w:r>
+        <w:rPr>
+          <w:rFonts w:ascii="Times New Roman" w:hAnsi="Times New Roman" w:cs="Times New Roman"/>
+          <w:sz w:val="24"/>
+          <w:szCs w:val="24"/>
+        </w:rPr>
+        <w:t xml:space="preserve"> work-from-home policy requires employees to maintain a safe and ergonomic home workspace, with financial assistance provided for equipment and internet. Company working hours are defined by Core Collaboration Hours, typically from 10:00 AM to 3:00 PM in the manager's primary time zone, with flexibility for those in significantly different time zones.</w:t>
+      </w:r>
+    </w:p>
+    <w:p>
+      <w:pPr>
+        <w:jc w:val="both"/>
+        <w:rPr>
+          <w:rFonts w:ascii="Times New Roman" w:hAnsi="Times New Roman" w:cs="Times New Roman"/>
+          <w:sz w:val="24"/>
+          <w:szCs w:val="24"/>
+        </w:rPr>
+      </w:pPr>
+      <w:r>
+        <w:rPr>
+          <w:rFonts w:ascii="Times New Roman" w:hAnsi="Times New Roman" w:cs="Times New Roman"/>
+          <w:sz w:val="24"/>
+          <w:szCs w:val="24"/>
+        </w:rPr>
+        <w:t>*   **Home Office Requirements</w:t>
+      </w:r>
+      <w:proofErr w:type="gramStart"/>
+      <w:r>
+        <w:rPr>
+          <w:rFonts w:ascii="Times New Roman" w:hAnsi="Times New Roman" w:cs="Times New Roman"/>
+          <w:sz w:val="24"/>
+          <w:szCs w:val="24"/>
+        </w:rPr>
+        <w:t>:*</w:t>
+      </w:r>
+      <w:proofErr w:type="gramEnd"/>
+      <w:r>
+        <w:rPr>
+          <w:rFonts w:ascii="Times New Roman" w:hAnsi="Times New Roman" w:cs="Times New Roman"/>
+          <w:sz w:val="24"/>
+          <w:szCs w:val="24"/>
+        </w:rPr>
+        <w:t>* Employees are responsible for a safe, ergonomic, and professional home workspace.</w:t>
+      </w:r>
+    </w:p>
+    <w:p>
+      <w:pPr>
+        <w:jc w:val="both"/>
+        <w:rPr>
+          <w:rFonts w:ascii="Times New Roman" w:hAnsi="Times New Roman" w:cs="Times New Roman"/>
+          <w:sz w:val="24"/>
+          <w:szCs w:val="24"/>
+        </w:rPr>
+      </w:pPr>
+      <w:r>
+        <w:rPr>
+          <w:rFonts w:ascii="Times New Roman" w:hAnsi="Times New Roman" w:cs="Times New Roman"/>
+          <w:sz w:val="24"/>
+          <w:szCs w:val="24"/>
+        </w:rPr>
+        <w:t xml:space="preserve">    *   A one-time $600 Home Office Stipend is available for new remote/hybrid employees for ergonomic equipment.</w:t>
+      </w:r>
+    </w:p>
+    <w:p>
+      <w:pPr>
+        <w:jc w:val="both"/>
+        <w:rPr>
+          <w:rFonts w:ascii="Times New Roman" w:hAnsi="Times New Roman" w:cs="Times New Roman"/>
+          <w:sz w:val="24"/>
+          <w:szCs w:val="24"/>
+        </w:rPr>
+      </w:pPr>
+      <w:r>
+        <w:rPr>
+          <w:rFonts w:ascii="Times New Roman" w:hAnsi="Times New Roman" w:cs="Times New Roman"/>
+          <w:sz w:val="24"/>
+          <w:szCs w:val="24"/>
+        </w:rPr>
+        <w:t xml:space="preserve">    *   An annual $200 Equipment Refresh Allowance is provided for peripherals and consumables.</w:t>
+      </w:r>
+    </w:p>
+    <w:p>
+      <w:pPr>
+        <w:jc w:val="both"/>
+        <w:rPr>
+          <w:rFonts w:ascii="Times New Roman" w:hAnsi="Times New Roman" w:cs="Times New Roman"/>
+          <w:sz w:val="24"/>
+          <w:szCs w:val="24"/>
+        </w:rPr>
+      </w:pPr>
+      <w:r>
+        <w:rPr>
+          <w:rFonts w:ascii="Times New Roman" w:hAnsi="Times New Roman" w:cs="Times New Roman"/>
+          <w:sz w:val="24"/>
+          <w:szCs w:val="24"/>
+        </w:rPr>
+        <w:t xml:space="preserve">    *   A $75/month Internet Connectivity Stipend is offered for remote domestic or international arrangements.</w:t>
+      </w:r>
+    </w:p>
+    <w:p>
+      <w:pPr>
+        <w:jc w:val="both"/>
+        <w:rPr>
+          <w:rFonts w:ascii="Times New Roman" w:hAnsi="Times New Roman" w:cs="Times New Roman"/>
+          <w:sz w:val="24"/>
+          <w:szCs w:val="24"/>
+        </w:rPr>
+      </w:pPr>
+      <w:r>
+        <w:rPr>
+          <w:rFonts w:ascii="Times New Roman" w:hAnsi="Times New Roman" w:cs="Times New Roman"/>
+          <w:sz w:val="24"/>
+          <w:szCs w:val="24"/>
+        </w:rPr>
+        <w:t xml:space="preserve">    *   Employees must complete an annual Home Workstation Self-Assessment.</w:t>
+      </w:r>
+    </w:p>
+    <w:p>
+      <w:pPr>
+        <w:jc w:val="both"/>
+        <w:rPr>
+          <w:rFonts w:ascii="Times New Roman" w:hAnsi="Times New Roman" w:cs="Times New Roman"/>
+          <w:sz w:val="24"/>
+          <w:szCs w:val="24"/>
+        </w:rPr>
+      </w:pPr>
+      <w:r>
+        <w:rPr>
+          <w:rFonts w:ascii="Times New Roman" w:hAnsi="Times New Roman" w:cs="Times New Roman"/>
+          <w:sz w:val="24"/>
+          <w:szCs w:val="24"/>
+        </w:rPr>
+        <w:t>*   **International Remote Work</w:t>
+      </w:r>
+      <w:proofErr w:type="gramStart"/>
+      <w:r>
+        <w:rPr>
+          <w:rFonts w:ascii="Times New Roman" w:hAnsi="Times New Roman" w:cs="Times New Roman"/>
+          <w:sz w:val="24"/>
+          <w:szCs w:val="24"/>
+        </w:rPr>
+        <w:t>:*</w:t>
+      </w:r>
+      <w:proofErr w:type="gramEnd"/>
+      <w:r>
+        <w:rPr>
+          <w:rFonts w:ascii="Times New Roman" w:hAnsi="Times New Roman" w:cs="Times New Roman"/>
+          <w:sz w:val="24"/>
+          <w:szCs w:val="24"/>
+        </w:rPr>
+        <w:t>* Relocating internationally requires prior written approval from Legal, Tax, and the CPO's office due to complex legal implications.</w:t>
+      </w:r>
+    </w:p>
+    <w:p>
+      <w:pPr>
+        <w:jc w:val="both"/>
+        <w:rPr>
+          <w:rFonts w:ascii="Times New Roman" w:hAnsi="Times New Roman" w:cs="Times New Roman"/>
+          <w:sz w:val="24"/>
+          <w:szCs w:val="24"/>
+        </w:rPr>
+      </w:pPr>
+      <w:r>
+        <w:rPr>
+          <w:rFonts w:ascii="Times New Roman" w:hAnsi="Times New Roman" w:cs="Times New Roman"/>
+          <w:sz w:val="24"/>
+          <w:szCs w:val="24"/>
+        </w:rPr>
+        <w:t>*   **Core Collaboration Hours:** All employees must be available for synchronous collaboration during their team's designated Core Hours, usually 10:00 AM – 3:00 PM in the manager's primary time zone. Adjustments can be made for employees in significantly different time zones.</w:t>
+      </w:r>
+    </w:p>
+    <w:p>
+      <w:pPr>
+        <w:jc w:val="both"/>
+        <w:rPr>
+          <w:rFonts w:ascii="Times New Roman" w:hAnsi="Times New Roman" w:cs="Times New Roman"/>
+          <w:sz w:val="24"/>
+          <w:szCs w:val="24"/>
+        </w:rPr>
+      </w:pPr>
+    </w:p>
+    <w:p>
+      <w:pPr>
+        <w:jc w:val="both"/>
+        <w:rPr>
+          <w:rFonts w:ascii="Times New Roman" w:hAnsi="Times New Roman" w:cs="Times New Roman"/>
+          <w:sz w:val="24"/>
+          <w:szCs w:val="24"/>
+        </w:rPr>
+      </w:pPr>
+      <w:r>
+        <w:rPr>
+          <w:rFonts w:ascii="Times New Roman" w:hAnsi="Times New Roman" w:cs="Times New Roman"/>
+          <w:sz w:val="24"/>
+          <w:szCs w:val="24"/>
+        </w:rPr>
+        <w:t>Question: Do employees get medical benefits?</w:t>
+      </w:r>
+    </w:p>
+    <w:p>
+      <w:pPr>
+        <w:jc w:val="both"/>
+        <w:rPr>
+          <w:rFonts w:ascii="Times New Roman" w:hAnsi="Times New Roman" w:cs="Times New Roman"/>
+          <w:sz w:val="24"/>
+          <w:szCs w:val="24"/>
+        </w:rPr>
+      </w:pPr>
+      <w:r>
+        <w:rPr>
+          <w:rFonts w:ascii="Times New Roman" w:hAnsi="Times New Roman" w:cs="Times New Roman"/>
+          <w:sz w:val="24"/>
+          <w:szCs w:val="24"/>
+        </w:rPr>
+        <w:t>Answer:</w:t>
+      </w:r>
+    </w:p>
+    <w:p>
+      <w:pPr>
+        <w:jc w:val="both"/>
+        <w:rPr>
+          <w:rFonts w:ascii="Times New Roman" w:hAnsi="Times New Roman" w:cs="Times New Roman"/>
+          <w:sz w:val="24"/>
+          <w:szCs w:val="24"/>
+        </w:rPr>
+      </w:pPr>
+      <w:r>
+        <w:rPr>
+          <w:rFonts w:ascii="Times New Roman" w:hAnsi="Times New Roman" w:cs="Times New Roman"/>
+          <w:sz w:val="24"/>
+          <w:szCs w:val="24"/>
+        </w:rPr>
+        <w:t xml:space="preserve">Yes, </w:t>
+      </w:r>
+      <w:proofErr w:type="spellStart"/>
+      <w:r>
+        <w:rPr>
+          <w:rFonts w:ascii="Times New Roman" w:hAnsi="Times New Roman" w:cs="Times New Roman"/>
+          <w:sz w:val="24"/>
+          <w:szCs w:val="24"/>
+        </w:rPr>
+        <w:t>NexaCorp</w:t>
+      </w:r>
+      <w:proofErr w:type="spellEnd"/>
+      <w:r>
+        <w:rPr>
+          <w:rFonts w:ascii="Times New Roman" w:hAnsi="Times New Roman" w:cs="Times New Roman"/>
+          <w:sz w:val="24"/>
+          <w:szCs w:val="24"/>
+        </w:rPr>
+        <w:t xml:space="preserve"> offers medical benefits to employees through various plan options. These plans include the </w:t>
+      </w:r>
+      <w:proofErr w:type="spellStart"/>
+      <w:r>
+        <w:rPr>
+          <w:rFonts w:ascii="Times New Roman" w:hAnsi="Times New Roman" w:cs="Times New Roman"/>
+          <w:sz w:val="24"/>
+          <w:szCs w:val="24"/>
+        </w:rPr>
+        <w:t>NexaCare</w:t>
+      </w:r>
+      <w:proofErr w:type="spellEnd"/>
+      <w:r>
+        <w:rPr>
+          <w:rFonts w:ascii="Times New Roman" w:hAnsi="Times New Roman" w:cs="Times New Roman"/>
+          <w:sz w:val="24"/>
+          <w:szCs w:val="24"/>
+        </w:rPr>
+        <w:t xml:space="preserve">™ Premium PPO, </w:t>
+      </w:r>
+      <w:proofErr w:type="spellStart"/>
+      <w:r>
+        <w:rPr>
+          <w:rFonts w:ascii="Times New Roman" w:hAnsi="Times New Roman" w:cs="Times New Roman"/>
+          <w:sz w:val="24"/>
+          <w:szCs w:val="24"/>
+        </w:rPr>
+        <w:t>NexaCare</w:t>
+      </w:r>
+      <w:proofErr w:type="spellEnd"/>
+      <w:r>
+        <w:rPr>
+          <w:rFonts w:ascii="Times New Roman" w:hAnsi="Times New Roman" w:cs="Times New Roman"/>
+          <w:sz w:val="24"/>
+          <w:szCs w:val="24"/>
+        </w:rPr>
+        <w:t xml:space="preserve">™ Value HMO, and </w:t>
+      </w:r>
+      <w:proofErr w:type="spellStart"/>
+      <w:r>
+        <w:rPr>
+          <w:rFonts w:ascii="Times New Roman" w:hAnsi="Times New Roman" w:cs="Times New Roman"/>
+          <w:sz w:val="24"/>
+          <w:szCs w:val="24"/>
+        </w:rPr>
+        <w:t>NexaCare</w:t>
+      </w:r>
+      <w:proofErr w:type="spellEnd"/>
+      <w:r>
+        <w:rPr>
+          <w:rFonts w:ascii="Times New Roman" w:hAnsi="Times New Roman" w:cs="Times New Roman"/>
+          <w:sz w:val="24"/>
+          <w:szCs w:val="24"/>
+        </w:rPr>
+        <w:t>™ HDHP + HSA.</w:t>
+      </w:r>
+    </w:p>
+    <w:p>
+      <w:pPr>
+        <w:jc w:val="both"/>
+        <w:rPr>
+          <w:rFonts w:ascii="Times New Roman" w:hAnsi="Times New Roman" w:cs="Times New Roman"/>
+          <w:sz w:val="24"/>
+          <w:szCs w:val="24"/>
+        </w:rPr>
+      </w:pPr>
+      <w:r>
+        <w:rPr>
+          <w:rFonts w:ascii="Times New Roman" w:hAnsi="Times New Roman" w:cs="Times New Roman"/>
+          <w:sz w:val="24"/>
+          <w:szCs w:val="24"/>
+        </w:rPr>
+        <w:t>*   **</w:t>
+      </w:r>
+      <w:proofErr w:type="spellStart"/>
+      <w:r>
+        <w:rPr>
+          <w:rFonts w:ascii="Times New Roman" w:hAnsi="Times New Roman" w:cs="Times New Roman"/>
+          <w:sz w:val="24"/>
+          <w:szCs w:val="24"/>
+        </w:rPr>
+        <w:t>NexaCare</w:t>
+      </w:r>
+      <w:proofErr w:type="spellEnd"/>
+      <w:r>
+        <w:rPr>
+          <w:rFonts w:ascii="Times New Roman" w:hAnsi="Times New Roman" w:cs="Times New Roman"/>
+          <w:sz w:val="24"/>
+          <w:szCs w:val="24"/>
+        </w:rPr>
+        <w:t>™ Premium PPO</w:t>
+      </w:r>
+      <w:proofErr w:type="gramStart"/>
+      <w:r>
+        <w:rPr>
+          <w:rFonts w:ascii="Times New Roman" w:hAnsi="Times New Roman" w:cs="Times New Roman"/>
+          <w:sz w:val="24"/>
+          <w:szCs w:val="24"/>
+        </w:rPr>
+        <w:t>:*</w:t>
+      </w:r>
+      <w:proofErr w:type="gramEnd"/>
+      <w:r>
+        <w:rPr>
+          <w:rFonts w:ascii="Times New Roman" w:hAnsi="Times New Roman" w:cs="Times New Roman"/>
+          <w:sz w:val="24"/>
+          <w:szCs w:val="24"/>
+        </w:rPr>
+        <w:t>* Offers a $500 individual deductible and a $2,500 individual out-of-pocket maximum.</w:t>
+      </w:r>
+    </w:p>
+    <w:p>
+      <w:pPr>
+        <w:jc w:val="both"/>
+        <w:rPr>
+          <w:rFonts w:ascii="Times New Roman" w:hAnsi="Times New Roman" w:cs="Times New Roman"/>
+          <w:sz w:val="24"/>
+          <w:szCs w:val="24"/>
+        </w:rPr>
+      </w:pPr>
+      <w:r>
+        <w:rPr>
+          <w:rFonts w:ascii="Times New Roman" w:hAnsi="Times New Roman" w:cs="Times New Roman"/>
+          <w:sz w:val="24"/>
+          <w:szCs w:val="24"/>
+        </w:rPr>
+        <w:t>*   **</w:t>
+      </w:r>
+      <w:proofErr w:type="spellStart"/>
+      <w:r>
+        <w:rPr>
+          <w:rFonts w:ascii="Times New Roman" w:hAnsi="Times New Roman" w:cs="Times New Roman"/>
+          <w:sz w:val="24"/>
+          <w:szCs w:val="24"/>
+        </w:rPr>
+        <w:t>NexaCare</w:t>
+      </w:r>
+      <w:proofErr w:type="spellEnd"/>
+      <w:r>
+        <w:rPr>
+          <w:rFonts w:ascii="Times New Roman" w:hAnsi="Times New Roman" w:cs="Times New Roman"/>
+          <w:sz w:val="24"/>
+          <w:szCs w:val="24"/>
+        </w:rPr>
+        <w:t>™ Value HMO</w:t>
+      </w:r>
+      <w:proofErr w:type="gramStart"/>
+      <w:r>
+        <w:rPr>
+          <w:rFonts w:ascii="Times New Roman" w:hAnsi="Times New Roman" w:cs="Times New Roman"/>
+          <w:sz w:val="24"/>
+          <w:szCs w:val="24"/>
+        </w:rPr>
+        <w:t>:*</w:t>
+      </w:r>
+      <w:proofErr w:type="gramEnd"/>
+      <w:r>
+        <w:rPr>
+          <w:rFonts w:ascii="Times New Roman" w:hAnsi="Times New Roman" w:cs="Times New Roman"/>
+          <w:sz w:val="24"/>
+          <w:szCs w:val="24"/>
+        </w:rPr>
+        <w:t>* Features a lower individual deductible of $250 and an individual out-of-pocket maximum of $1,500.</w:t>
+      </w:r>
+    </w:p>
+    <w:p>
+      <w:pPr>
+        <w:jc w:val="both"/>
+        <w:rPr>
+          <w:rFonts w:ascii="Times New Roman" w:hAnsi="Times New Roman" w:cs="Times New Roman"/>
+          <w:sz w:val="24"/>
+          <w:szCs w:val="24"/>
+        </w:rPr>
+      </w:pPr>
+      <w:r>
+        <w:rPr>
+          <w:rFonts w:ascii="Times New Roman" w:hAnsi="Times New Roman" w:cs="Times New Roman"/>
+          <w:sz w:val="24"/>
+          <w:szCs w:val="24"/>
+        </w:rPr>
+        <w:t>*   **</w:t>
+      </w:r>
+      <w:proofErr w:type="spellStart"/>
+      <w:r>
+        <w:rPr>
+          <w:rFonts w:ascii="Times New Roman" w:hAnsi="Times New Roman" w:cs="Times New Roman"/>
+          <w:sz w:val="24"/>
+          <w:szCs w:val="24"/>
+        </w:rPr>
+        <w:t>NexaCare</w:t>
+      </w:r>
+      <w:proofErr w:type="spellEnd"/>
+      <w:r>
+        <w:rPr>
+          <w:rFonts w:ascii="Times New Roman" w:hAnsi="Times New Roman" w:cs="Times New Roman"/>
+          <w:sz w:val="24"/>
+          <w:szCs w:val="24"/>
+        </w:rPr>
+        <w:t xml:space="preserve">™ HDHP + HSA:** Comes with a higher individual deductible of $1,400 and an individual out-of-pocket maximum of $3,200, but </w:t>
+      </w:r>
+      <w:proofErr w:type="spellStart"/>
+      <w:r>
+        <w:rPr>
+          <w:rFonts w:ascii="Times New Roman" w:hAnsi="Times New Roman" w:cs="Times New Roman"/>
+          <w:sz w:val="24"/>
+          <w:szCs w:val="24"/>
+        </w:rPr>
+        <w:t>NexaCorp</w:t>
+      </w:r>
+      <w:proofErr w:type="spellEnd"/>
+      <w:r>
+        <w:rPr>
+          <w:rFonts w:ascii="Times New Roman" w:hAnsi="Times New Roman" w:cs="Times New Roman"/>
+          <w:sz w:val="24"/>
+          <w:szCs w:val="24"/>
+        </w:rPr>
+        <w:t xml:space="preserve"> contributes $800 annually to the employee's Health Savings Account (HSA) for this plan.</w:t>
+      </w:r>
+    </w:p>
+    <w:p>
+      <w:pPr>
+        <w:jc w:val="both"/>
+        <w:rPr>
+          <w:rFonts w:ascii="Times New Roman" w:hAnsi="Times New Roman" w:cs="Times New Roman"/>
+          <w:sz w:val="24"/>
+          <w:szCs w:val="24"/>
+        </w:rPr>
+      </w:pPr>
+    </w:p>
+    <w:p>
+      <w:pPr>
+        <w:jc w:val="both"/>
+        <w:rPr>
+          <w:rFonts w:ascii="Times New Roman" w:hAnsi="Times New Roman" w:cs="Times New Roman"/>
+          <w:sz w:val="24"/>
+          <w:szCs w:val="24"/>
+        </w:rPr>
+      </w:pPr>
+      <w:r>
+        <w:rPr>
+          <w:rFonts w:ascii="Times New Roman" w:hAnsi="Times New Roman" w:cs="Times New Roman"/>
+          <w:sz w:val="24"/>
+          <w:szCs w:val="24"/>
+        </w:rPr>
+        <w:t xml:space="preserve">Question: What is </w:t>
+      </w:r>
+      <w:proofErr w:type="spellStart"/>
+      <w:r>
+        <w:rPr>
+          <w:rFonts w:ascii="Times New Roman" w:hAnsi="Times New Roman" w:cs="Times New Roman"/>
+          <w:sz w:val="24"/>
+          <w:szCs w:val="24"/>
+        </w:rPr>
+        <w:t>NexaCorp's</w:t>
+      </w:r>
+      <w:proofErr w:type="spellEnd"/>
+      <w:r>
+        <w:rPr>
+          <w:rFonts w:ascii="Times New Roman" w:hAnsi="Times New Roman" w:cs="Times New Roman"/>
+          <w:sz w:val="24"/>
+          <w:szCs w:val="24"/>
+        </w:rPr>
+        <w:t xml:space="preserve"> stock price?</w:t>
+      </w:r>
+    </w:p>
+    <w:p>
+      <w:pPr>
+        <w:jc w:val="both"/>
+        <w:rPr>
+          <w:rFonts w:ascii="Times New Roman" w:hAnsi="Times New Roman" w:cs="Times New Roman"/>
+          <w:sz w:val="24"/>
+          <w:szCs w:val="24"/>
+        </w:rPr>
+      </w:pPr>
+      <w:r>
+        <w:rPr>
+          <w:rFonts w:ascii="Times New Roman" w:hAnsi="Times New Roman" w:cs="Times New Roman"/>
+          <w:sz w:val="24"/>
+          <w:szCs w:val="24"/>
+        </w:rPr>
+        <w:t>Answer:</w:t>
+      </w:r>
+    </w:p>
+    <w:p>
+      <w:pPr>
+        <w:jc w:val="both"/>
+        <w:rPr>
+          <w:rFonts w:ascii="Times New Roman" w:hAnsi="Times New Roman" w:cs="Times New Roman"/>
+          <w:sz w:val="24"/>
+          <w:szCs w:val="24"/>
+        </w:rPr>
+      </w:pPr>
+      <w:proofErr w:type="spellStart"/>
+      <w:r>
+        <w:rPr>
+          <w:rFonts w:ascii="Times New Roman" w:hAnsi="Times New Roman" w:cs="Times New Roman"/>
+          <w:sz w:val="24"/>
+          <w:szCs w:val="24"/>
+        </w:rPr>
+        <w:t>NexaCorp's</w:t>
+      </w:r>
+      <w:proofErr w:type="spellEnd"/>
+      <w:r>
+        <w:rPr>
+          <w:rFonts w:ascii="Times New Roman" w:hAnsi="Times New Roman" w:cs="Times New Roman"/>
+          <w:sz w:val="24"/>
+          <w:szCs w:val="24"/>
+        </w:rPr>
+        <w:t xml:space="preserve"> stock price is not provided in the given context. The document mentions that </w:t>
+      </w:r>
+      <w:proofErr w:type="spellStart"/>
+      <w:r>
+        <w:rPr>
+          <w:rFonts w:ascii="Times New Roman" w:hAnsi="Times New Roman" w:cs="Times New Roman"/>
+          <w:sz w:val="24"/>
+          <w:szCs w:val="24"/>
+        </w:rPr>
+        <w:t>NexaCorp</w:t>
+      </w:r>
+      <w:proofErr w:type="spellEnd"/>
+      <w:r>
+        <w:rPr>
+          <w:rFonts w:ascii="Times New Roman" w:hAnsi="Times New Roman" w:cs="Times New Roman"/>
+          <w:sz w:val="24"/>
+          <w:szCs w:val="24"/>
+        </w:rPr>
+        <w:t xml:space="preserve"> had a NASDAQ IPO at $18/share in 2002, but current stock price information is not available.</w:t>
+      </w:r>
+    </w:p>
+    <w:p>
+      <w:pPr>
+        <w:jc w:val="both"/>
+        <w:rPr>
+          <w:rFonts w:ascii="Times New Roman" w:hAnsi="Times New Roman" w:cs="Times New Roman"/>
+          <w:sz w:val="24"/>
+          <w:szCs w:val="24"/>
+        </w:rPr>
+      </w:pPr>
+    </w:p>
+    <w:p>
+      <w:pPr>
+        <w:jc w:val="both"/>
+        <w:rPr>
+          <w:rFonts w:ascii="Times New Roman" w:hAnsi="Times New Roman" w:cs="Times New Roman"/>
+          <w:sz w:val="24"/>
+          <w:szCs w:val="24"/>
+        </w:rPr>
+      </w:pPr>
+      <w:r>
+        <w:rPr>
+          <w:rFonts w:ascii="Times New Roman" w:hAnsi="Times New Roman" w:cs="Times New Roman"/>
+          <w:sz w:val="24"/>
+          <w:szCs w:val="24"/>
+        </w:rPr>
+        <w:lastRenderedPageBreak/>
+        <w:t>Question: What is the international relocation policy?</w:t>
+      </w:r>
+    </w:p>
+    <w:p>
+      <w:pPr>
+        <w:jc w:val="both"/>
+        <w:rPr>
+          <w:rFonts w:ascii="Times New Roman" w:hAnsi="Times New Roman" w:cs="Times New Roman"/>
+          <w:sz w:val="24"/>
+          <w:szCs w:val="24"/>
+        </w:rPr>
+      </w:pPr>
+      <w:r>
+        <w:rPr>
+          <w:rFonts w:ascii="Times New Roman" w:hAnsi="Times New Roman" w:cs="Times New Roman"/>
+          <w:sz w:val="24"/>
+          <w:szCs w:val="24"/>
+        </w:rPr>
+        <w:t>Answer:</w:t>
+      </w:r>
+    </w:p>
+    <w:p>
+      <w:pPr>
+        <w:jc w:val="both"/>
+        <w:rPr>
+          <w:rFonts w:ascii="Times New Roman" w:hAnsi="Times New Roman" w:cs="Times New Roman"/>
+          <w:sz w:val="24"/>
+          <w:szCs w:val="24"/>
+        </w:rPr>
+      </w:pPr>
+      <w:r>
+        <w:rPr>
+          <w:rFonts w:ascii="Times New Roman" w:hAnsi="Times New Roman" w:cs="Times New Roman"/>
+          <w:sz w:val="24"/>
+          <w:szCs w:val="24"/>
+        </w:rPr>
         <w:t>Employees must not relocate to another country to work remotely without prior written approval from Legal, Tax, and the CPO's office. Even a short period of working remotely from another country can lead to unexpected tax obligations.</w:t>
       </w:r>
     </w:p>
-    <w:p/>
-    <w:p>
-      <w:r>
-        <w:lastRenderedPageBreak/>
+    <w:p>
+      <w:pPr>
+        <w:jc w:val="both"/>
+        <w:rPr>
+          <w:rFonts w:ascii="Times New Roman" w:hAnsi="Times New Roman" w:cs="Times New Roman"/>
+          <w:sz w:val="24"/>
+          <w:szCs w:val="24"/>
+        </w:rPr>
+      </w:pPr>
+      <w:r>
+        <w:rPr>
+          <w:rFonts w:ascii="Times New Roman" w:hAnsi="Times New Roman" w:cs="Times New Roman"/>
+          <w:sz w:val="24"/>
+          <w:szCs w:val="24"/>
+        </w:rPr>
         <w:t>*   **Prior Approval Required</w:t>
       </w:r>
       <w:proofErr w:type="gramStart"/>
       <w:r>
+        <w:rPr>
+          <w:rFonts w:ascii="Times New Roman" w:hAnsi="Times New Roman" w:cs="Times New Roman"/>
+          <w:sz w:val="24"/>
+          <w:szCs w:val="24"/>
+        </w:rPr>
         <w:t>:*</w:t>
       </w:r>
       <w:proofErr w:type="gramEnd"/>
       <w:r>
+        <w:rPr>
+          <w:rFonts w:ascii="Times New Roman" w:hAnsi="Times New Roman" w:cs="Times New Roman"/>
+          <w:sz w:val="24"/>
+          <w:szCs w:val="24"/>
+        </w:rPr>
         <w:t>* International remote arrangements need written consent from Legal, Tax, and the CPO's office.</w:t>
       </w:r>
     </w:p>
     <w:p>
-      <w:r>
+      <w:pPr>
+        <w:jc w:val="both"/>
+        <w:rPr>
+          <w:rFonts w:ascii="Times New Roman" w:hAnsi="Times New Roman" w:cs="Times New Roman"/>
+          <w:sz w:val="24"/>
+          <w:szCs w:val="24"/>
+        </w:rPr>
+      </w:pPr>
+      <w:r>
+        <w:rPr>
+          <w:rFonts w:ascii="Times New Roman" w:hAnsi="Times New Roman" w:cs="Times New Roman"/>
+          <w:sz w:val="24"/>
+          <w:szCs w:val="24"/>
+        </w:rPr>
         <w:t>*   **Potential Tax Implications</w:t>
       </w:r>
       <w:proofErr w:type="gramStart"/>
       <w:r>
+        <w:rPr>
+          <w:rFonts w:ascii="Times New Roman" w:hAnsi="Times New Roman" w:cs="Times New Roman"/>
+          <w:sz w:val="24"/>
+          <w:szCs w:val="24"/>
+        </w:rPr>
         <w:t>:*</w:t>
       </w:r>
       <w:proofErr w:type="gramEnd"/>
       <w:r>
+        <w:rPr>
+          <w:rFonts w:ascii="Times New Roman" w:hAnsi="Times New Roman" w:cs="Times New Roman"/>
+          <w:sz w:val="24"/>
+          <w:szCs w:val="24"/>
+        </w:rPr>
         <w:t>* Working from another country, even for a short duration, can trigger tax obligations.</w:t>
       </w:r>
     </w:p>
     <w:p>
-      <w:r>
+      <w:pPr>
+        <w:jc w:val="both"/>
+        <w:rPr>
+          <w:rFonts w:ascii="Times New Roman" w:hAnsi="Times New Roman" w:cs="Times New Roman"/>
+          <w:sz w:val="24"/>
+          <w:szCs w:val="24"/>
+        </w:rPr>
+      </w:pPr>
+      <w:r>
+        <w:rPr>
+          <w:rFonts w:ascii="Times New Roman" w:hAnsi="Times New Roman" w:cs="Times New Roman"/>
+          <w:sz w:val="24"/>
+          <w:szCs w:val="24"/>
+        </w:rPr>
         <w:t>*   **Complexity</w:t>
       </w:r>
       <w:proofErr w:type="gramStart"/>
       <w:r>
+        <w:rPr>
+          <w:rFonts w:ascii="Times New Roman" w:hAnsi="Times New Roman" w:cs="Times New Roman"/>
+          <w:sz w:val="24"/>
+          <w:szCs w:val="24"/>
+        </w:rPr>
         <w:t>:*</w:t>
       </w:r>
       <w:proofErr w:type="gramEnd"/>
       <w:r>
+        <w:rPr>
+          <w:rFonts w:ascii="Times New Roman" w:hAnsi="Times New Roman" w:cs="Times New Roman"/>
+          <w:sz w:val="24"/>
+          <w:szCs w:val="24"/>
+        </w:rPr>
         <w:t>* International remote work involves complex tax, social security, immigration, and employment law issues.</w:t>
       </w:r>
     </w:p>
-    <w:p/>
-    <w:p>
-      <w:r>
+    <w:p>
+      <w:pPr>
+        <w:jc w:val="both"/>
+        <w:rPr>
+          <w:rFonts w:ascii="Times New Roman" w:hAnsi="Times New Roman" w:cs="Times New Roman"/>
+          <w:sz w:val="24"/>
+          <w:szCs w:val="24"/>
+        </w:rPr>
+      </w:pPr>
+    </w:p>
+    <w:p>
+      <w:pPr>
+        <w:jc w:val="both"/>
+        <w:rPr>
+          <w:rFonts w:ascii="Times New Roman" w:hAnsi="Times New Roman" w:cs="Times New Roman"/>
+          <w:sz w:val="24"/>
+          <w:szCs w:val="24"/>
+        </w:rPr>
+      </w:pPr>
+      <w:r>
+        <w:rPr>
+          <w:rFonts w:ascii="Times New Roman" w:hAnsi="Times New Roman" w:cs="Times New Roman"/>
+          <w:sz w:val="24"/>
+          <w:szCs w:val="24"/>
+        </w:rPr>
         <w:t>Question: What is the employee reimbursement policy?</w:t>
       </w:r>
     </w:p>
-    <w:p/>
-    <w:p>
-      <w:r>
+    <w:p>
+      <w:pPr>
+        <w:jc w:val="both"/>
+        <w:rPr>
+          <w:rFonts w:ascii="Times New Roman" w:hAnsi="Times New Roman" w:cs="Times New Roman"/>
+          <w:sz w:val="24"/>
+          <w:szCs w:val="24"/>
+        </w:rPr>
+      </w:pPr>
+      <w:r>
+        <w:rPr>
+          <w:rFonts w:ascii="Times New Roman" w:hAnsi="Times New Roman" w:cs="Times New Roman"/>
+          <w:sz w:val="24"/>
+          <w:szCs w:val="24"/>
+        </w:rPr>
         <w:t>Answer:</w:t>
       </w:r>
     </w:p>
     <w:p>
+      <w:pPr>
+        <w:jc w:val="both"/>
+        <w:rPr>
+          <w:rFonts w:ascii="Times New Roman" w:hAnsi="Times New Roman" w:cs="Times New Roman"/>
+          <w:sz w:val="24"/>
+          <w:szCs w:val="24"/>
+        </w:rPr>
+      </w:pPr>
       <w:proofErr w:type="spellStart"/>
       <w:r>
+        <w:rPr>
+          <w:rFonts w:ascii="Times New Roman" w:hAnsi="Times New Roman" w:cs="Times New Roman"/>
+          <w:sz w:val="24"/>
+          <w:szCs w:val="24"/>
+        </w:rPr>
         <w:t>NexaCorp</w:t>
       </w:r>
       <w:proofErr w:type="spellEnd"/>
       <w:r>
+        <w:rPr>
+          <w:rFonts w:ascii="Times New Roman" w:hAnsi="Times New Roman" w:cs="Times New Roman"/>
+          <w:sz w:val="24"/>
+          <w:szCs w:val="24"/>
+        </w:rPr>
         <w:t xml:space="preserve"> will reimburse employees for legitimate, necessary, and reasonable business expenses incurred while performing their duties. Employees are expected to use good judgment when spending company funds, and expense claims must be submitted within 30 days of the expense.</w:t>
       </w:r>
     </w:p>
-    <w:p/>
-    <w:p>
-      <w:r>
+    <w:p>
+      <w:pPr>
+        <w:jc w:val="both"/>
+        <w:rPr>
+          <w:rFonts w:ascii="Times New Roman" w:hAnsi="Times New Roman" w:cs="Times New Roman"/>
+          <w:sz w:val="24"/>
+          <w:szCs w:val="24"/>
+        </w:rPr>
+      </w:pPr>
+      <w:r>
+        <w:rPr>
+          <w:rFonts w:ascii="Times New Roman" w:hAnsi="Times New Roman" w:cs="Times New Roman"/>
+          <w:sz w:val="24"/>
+          <w:szCs w:val="24"/>
+        </w:rPr>
         <w:t>*   **Eligibility</w:t>
       </w:r>
       <w:proofErr w:type="gramStart"/>
       <w:r>
+        <w:rPr>
+          <w:rFonts w:ascii="Times New Roman" w:hAnsi="Times New Roman" w:cs="Times New Roman"/>
+          <w:sz w:val="24"/>
+          <w:szCs w:val="24"/>
+        </w:rPr>
         <w:t>:*</w:t>
       </w:r>
       <w:proofErr w:type="gramEnd"/>
       <w:r>
+        <w:rPr>
+          <w:rFonts w:ascii="Times New Roman" w:hAnsi="Times New Roman" w:cs="Times New Roman"/>
+          <w:sz w:val="24"/>
+          <w:szCs w:val="24"/>
+        </w:rPr>
         <w:t>* Expenses must be legitimate, necessary, and reasonable business expenses.</w:t>
       </w:r>
     </w:p>
     <w:p>
-      <w:r>
+      <w:pPr>
+        <w:jc w:val="both"/>
+        <w:rPr>
+          <w:rFonts w:ascii="Times New Roman" w:hAnsi="Times New Roman" w:cs="Times New Roman"/>
+          <w:sz w:val="24"/>
+          <w:szCs w:val="24"/>
+        </w:rPr>
+      </w:pPr>
+      <w:r>
+        <w:rPr>
+          <w:rFonts w:ascii="Times New Roman" w:hAnsi="Times New Roman" w:cs="Times New Roman"/>
+          <w:sz w:val="24"/>
+          <w:szCs w:val="24"/>
+        </w:rPr>
         <w:t>*   **Submission Deadline</w:t>
       </w:r>
       <w:proofErr w:type="gramStart"/>
       <w:r>
+        <w:rPr>
+          <w:rFonts w:ascii="Times New Roman" w:hAnsi="Times New Roman" w:cs="Times New Roman"/>
+          <w:sz w:val="24"/>
+          <w:szCs w:val="24"/>
+        </w:rPr>
         <w:t>:*</w:t>
       </w:r>
       <w:proofErr w:type="gramEnd"/>
       <w:r>
+        <w:rPr>
+          <w:rFonts w:ascii="Times New Roman" w:hAnsi="Times New Roman" w:cs="Times New Roman"/>
+          <w:sz w:val="24"/>
+          <w:szCs w:val="24"/>
+        </w:rPr>
         <w:t>* Claims must be submitted within 30 days of the expense.</w:t>
       </w:r>
     </w:p>
     <w:p>
-      <w:r>
+      <w:pPr>
+        <w:jc w:val="both"/>
+        <w:rPr>
+          <w:rFonts w:ascii="Times New Roman" w:hAnsi="Times New Roman" w:cs="Times New Roman"/>
+          <w:sz w:val="24"/>
+          <w:szCs w:val="24"/>
+        </w:rPr>
+      </w:pPr>
+      <w:r>
+        <w:rPr>
+          <w:rFonts w:ascii="Times New Roman" w:hAnsi="Times New Roman" w:cs="Times New Roman"/>
+          <w:sz w:val="24"/>
+          <w:szCs w:val="24"/>
+        </w:rPr>
         <w:t>*   **Late Submissions</w:t>
       </w:r>
       <w:proofErr w:type="gramStart"/>
       <w:r>
+        <w:rPr>
+          <w:rFonts w:ascii="Times New Roman" w:hAnsi="Times New Roman" w:cs="Times New Roman"/>
+          <w:sz w:val="24"/>
+          <w:szCs w:val="24"/>
+        </w:rPr>
         <w:t>:*</w:t>
       </w:r>
       <w:proofErr w:type="gramEnd"/>
       <w:r>
+        <w:rPr>
+          <w:rFonts w:ascii="Times New Roman" w:hAnsi="Times New Roman" w:cs="Times New Roman"/>
+          <w:sz w:val="24"/>
+          <w:szCs w:val="24"/>
+        </w:rPr>
         <w:t>* Claims older than 90 days require approval from the Finance VP.</w:t>
       </w:r>
     </w:p>
     <w:p>
-      <w:r>
+      <w:pPr>
+        <w:jc w:val="both"/>
+        <w:rPr>
+          <w:rFonts w:ascii="Times New Roman" w:hAnsi="Times New Roman" w:cs="Times New Roman"/>
+          <w:sz w:val="24"/>
+          <w:szCs w:val="24"/>
+        </w:rPr>
+      </w:pPr>
+      <w:r>
+        <w:rPr>
+          <w:rFonts w:ascii="Times New Roman" w:hAnsi="Times New Roman" w:cs="Times New Roman"/>
+          <w:sz w:val="24"/>
+          <w:szCs w:val="24"/>
+        </w:rPr>
         <w:t>*   **Stewardship</w:t>
       </w:r>
       <w:proofErr w:type="gramStart"/>
       <w:r>
+        <w:rPr>
+          <w:rFonts w:ascii="Times New Roman" w:hAnsi="Times New Roman" w:cs="Times New Roman"/>
+          <w:sz w:val="24"/>
+          <w:szCs w:val="24"/>
+        </w:rPr>
         <w:t>:*</w:t>
       </w:r>
       <w:proofErr w:type="gramEnd"/>
       <w:r>
+        <w:rPr>
+          <w:rFonts w:ascii="Times New Roman" w:hAnsi="Times New Roman" w:cs="Times New Roman"/>
+          <w:sz w:val="24"/>
+          <w:szCs w:val="24"/>
+        </w:rPr>
         <w:t>* Employees are expected to manage company funds responsibly, similar to their personal finances.</w:t>
       </w:r>
     </w:p>
-    <w:p/>
-    <w:p>
-      <w:r>
+    <w:p>
+      <w:pPr>
+        <w:jc w:val="both"/>
+        <w:rPr>
+          <w:rFonts w:ascii="Times New Roman" w:hAnsi="Times New Roman" w:cs="Times New Roman"/>
+          <w:sz w:val="24"/>
+          <w:szCs w:val="24"/>
+        </w:rPr>
+      </w:pPr>
+    </w:p>
+    <w:p>
+      <w:pPr>
+        <w:jc w:val="both"/>
+        <w:rPr>
+          <w:rFonts w:ascii="Times New Roman" w:hAnsi="Times New Roman" w:cs="Times New Roman"/>
+          <w:sz w:val="24"/>
+          <w:szCs w:val="24"/>
+        </w:rPr>
+      </w:pPr>
+      <w:r>
+        <w:rPr>
+          <w:rFonts w:ascii="Times New Roman" w:hAnsi="Times New Roman" w:cs="Times New Roman"/>
+          <w:sz w:val="24"/>
+          <w:szCs w:val="24"/>
+        </w:rPr>
         <w:t>Question: What is the CEO's favorite food?</w:t>
       </w:r>
     </w:p>
-    <w:p/>
-    <w:p>
-      <w:r>
+    <w:p>
+      <w:pPr>
+        <w:jc w:val="both"/>
+        <w:rPr>
+          <w:rFonts w:ascii="Times New Roman" w:hAnsi="Times New Roman" w:cs="Times New Roman"/>
+          <w:sz w:val="24"/>
+          <w:szCs w:val="24"/>
+        </w:rPr>
+      </w:pPr>
+      <w:r>
+        <w:rPr>
+          <w:rFonts w:ascii="Times New Roman" w:hAnsi="Times New Roman" w:cs="Times New Roman"/>
+          <w:sz w:val="24"/>
+          <w:szCs w:val="24"/>
+        </w:rPr>
         <w:t>Answer:</w:t>
       </w:r>
     </w:p>
     <w:p>
-      <w:r>
+      <w:pPr>
+        <w:jc w:val="both"/>
+        <w:rPr>
+          <w:rFonts w:ascii="Times New Roman" w:hAnsi="Times New Roman" w:cs="Times New Roman"/>
+          <w:sz w:val="24"/>
+          <w:szCs w:val="24"/>
+        </w:rPr>
+      </w:pPr>
+      <w:r>
+        <w:rPr>
+          <w:rFonts w:ascii="Times New Roman" w:hAnsi="Times New Roman" w:cs="Times New Roman"/>
+          <w:sz w:val="24"/>
+          <w:szCs w:val="24"/>
+        </w:rPr>
         <w:t>I cannot answer that question as the provided documentation does not contain information about the CEO's favorite food. The context details Elaine Hartwell's role as Chief Executive Officer and her key responsibilities, but not personal preferences.</w:t>
       </w:r>
     </w:p>
     <w:sectPr>
       <w:pgSz w:w="12240" w:h="15840"/>
-      <w:pgMar w:top="1440" w:right="1440" w:bottom="1440" w:left="1440" w:header="720" w:footer="720" w:gutter="0"/>
+      <w:pgMar w:top="720" w:right="810" w:bottom="810" w:left="990" w:header="720" w:footer="720" w:gutter="0"/>
       <w:cols w:space="720"/>
       <w:docGrid w:linePitch="360"/>
     </w:sectPr>
